--- a/data/Sample.docx
+++ b/data/Sample.docx
@@ -6,166 +6,4185 @@
       <w:pPr>
         <w:pStyle w:val="BodyText"/>
         <w:spacing w:before="76"/>
+        <w:ind w:left="141"/>
       </w:pPr>
       <w:r>
         <w:rPr/>
-        <w:t>Company</w:t>
+        <w:t>COMPANY</w:t>
+      </w:r>
+      <w:r>
+        <w:rPr>
+          <w:spacing w:val="-8"/>
+        </w:rPr>
+        <w:t> </w:t>
+      </w:r>
+      <w:r>
+        <w:rPr>
+          <w:spacing w:val="-2"/>
+        </w:rPr>
+        <w:t>POLICIES</w:t>
+      </w:r>
+    </w:p>
+    <w:p>
+      <w:pPr>
+        <w:pStyle w:val="BodyText"/>
+      </w:pPr>
+    </w:p>
+    <w:p>
+      <w:pPr>
+        <w:pStyle w:val="ListParagraph"/>
+        <w:numPr>
+          <w:ilvl w:val="0"/>
+          <w:numId w:val="1"/>
+        </w:numPr>
+        <w:tabs>
+          <w:tab w:pos="500" w:val="left" w:leader="none"/>
+        </w:tabs>
+        <w:spacing w:line="240" w:lineRule="auto" w:before="0" w:after="0"/>
+        <w:ind w:left="500" w:right="0" w:hanging="359"/>
+        <w:jc w:val="left"/>
+        <w:rPr>
+          <w:sz w:val="20"/>
+        </w:rPr>
+      </w:pPr>
+      <w:r>
+        <w:rPr>
+          <w:sz w:val="20"/>
+        </w:rPr>
+        <w:t>Working</w:t>
+      </w:r>
+      <w:r>
+        <w:rPr>
+          <w:spacing w:val="-6"/>
+          <w:sz w:val="20"/>
+        </w:rPr>
+        <w:t> </w:t>
+      </w:r>
+      <w:r>
+        <w:rPr>
+          <w:spacing w:val="-2"/>
+          <w:sz w:val="20"/>
+        </w:rPr>
+        <w:t>Hours</w:t>
+      </w:r>
+    </w:p>
+    <w:p>
+      <w:pPr>
+        <w:pStyle w:val="ListParagraph"/>
+        <w:numPr>
+          <w:ilvl w:val="1"/>
+          <w:numId w:val="1"/>
+        </w:numPr>
+        <w:tabs>
+          <w:tab w:pos="741" w:val="left" w:leader="none"/>
+        </w:tabs>
+        <w:spacing w:line="240" w:lineRule="auto" w:before="0" w:after="0"/>
+        <w:ind w:left="741" w:right="0" w:hanging="240"/>
+        <w:jc w:val="left"/>
+        <w:rPr>
+          <w:sz w:val="20"/>
+        </w:rPr>
+      </w:pPr>
+      <w:r>
+        <w:rPr>
+          <w:sz w:val="20"/>
+        </w:rPr>
+        <w:t>Standard</w:t>
+      </w:r>
+      <w:r>
+        <w:rPr>
+          <w:spacing w:val="-6"/>
+          <w:sz w:val="20"/>
+        </w:rPr>
+        <w:t> </w:t>
+      </w:r>
+      <w:r>
+        <w:rPr>
+          <w:sz w:val="20"/>
+        </w:rPr>
+        <w:t>working</w:t>
+      </w:r>
+      <w:r>
+        <w:rPr>
+          <w:spacing w:val="-4"/>
+          <w:sz w:val="20"/>
+        </w:rPr>
+        <w:t> </w:t>
+      </w:r>
+      <w:r>
+        <w:rPr>
+          <w:sz w:val="20"/>
+        </w:rPr>
+        <w:t>hours</w:t>
+      </w:r>
+      <w:r>
+        <w:rPr>
+          <w:spacing w:val="-3"/>
+          <w:sz w:val="20"/>
+        </w:rPr>
+        <w:t> </w:t>
+      </w:r>
+      <w:r>
+        <w:rPr>
+          <w:sz w:val="20"/>
+        </w:rPr>
+        <w:t>are</w:t>
+      </w:r>
+      <w:r>
+        <w:rPr>
+          <w:spacing w:val="-4"/>
+          <w:sz w:val="20"/>
+        </w:rPr>
+        <w:t> </w:t>
+      </w:r>
+      <w:r>
+        <w:rPr>
+          <w:sz w:val="20"/>
+        </w:rPr>
+        <w:t>Monday</w:t>
+      </w:r>
+      <w:r>
+        <w:rPr>
+          <w:spacing w:val="-3"/>
+          <w:sz w:val="20"/>
+        </w:rPr>
+        <w:t> </w:t>
+      </w:r>
+      <w:r>
+        <w:rPr>
+          <w:sz w:val="20"/>
+        </w:rPr>
+        <w:t>to</w:t>
+      </w:r>
+      <w:r>
+        <w:rPr>
+          <w:spacing w:val="-4"/>
+          <w:sz w:val="20"/>
+        </w:rPr>
+        <w:t> </w:t>
+      </w:r>
+      <w:r>
+        <w:rPr>
+          <w:sz w:val="20"/>
+        </w:rPr>
+        <w:t>Friday,</w:t>
+      </w:r>
+      <w:r>
+        <w:rPr>
+          <w:spacing w:val="-3"/>
+          <w:sz w:val="20"/>
+        </w:rPr>
+        <w:t> </w:t>
+      </w:r>
+      <w:r>
+        <w:rPr>
+          <w:sz w:val="20"/>
+        </w:rPr>
+        <w:t>9:00</w:t>
+      </w:r>
+      <w:r>
+        <w:rPr>
+          <w:spacing w:val="-4"/>
+          <w:sz w:val="20"/>
+        </w:rPr>
+        <w:t> </w:t>
+      </w:r>
+      <w:r>
+        <w:rPr>
+          <w:sz w:val="20"/>
+        </w:rPr>
+        <w:t>AM</w:t>
+      </w:r>
+      <w:r>
+        <w:rPr>
+          <w:spacing w:val="-3"/>
+          <w:sz w:val="20"/>
+        </w:rPr>
+        <w:t> </w:t>
+      </w:r>
+      <w:r>
+        <w:rPr>
+          <w:sz w:val="20"/>
+        </w:rPr>
+        <w:t>to</w:t>
+      </w:r>
+      <w:r>
+        <w:rPr>
+          <w:spacing w:val="-4"/>
+          <w:sz w:val="20"/>
+        </w:rPr>
+        <w:t> </w:t>
+      </w:r>
+      <w:r>
+        <w:rPr>
+          <w:sz w:val="20"/>
+        </w:rPr>
+        <w:t>6:00</w:t>
+      </w:r>
+      <w:r>
+        <w:rPr>
+          <w:spacing w:val="-3"/>
+          <w:sz w:val="20"/>
+        </w:rPr>
+        <w:t> </w:t>
       </w:r>
       <w:r>
         <w:rPr>
           <w:spacing w:val="-5"/>
-        </w:rPr>
-        <w:t> </w:t>
-      </w:r>
+          <w:sz w:val="20"/>
+        </w:rPr>
+        <w:t>PM.</w:t>
+      </w:r>
+    </w:p>
+    <w:p>
+      <w:pPr>
+        <w:pStyle w:val="ListParagraph"/>
+        <w:numPr>
+          <w:ilvl w:val="1"/>
+          <w:numId w:val="1"/>
+        </w:numPr>
+        <w:tabs>
+          <w:tab w:pos="741" w:val="left" w:leader="none"/>
+        </w:tabs>
+        <w:spacing w:line="240" w:lineRule="auto" w:before="0" w:after="0"/>
+        <w:ind w:left="141" w:right="90" w:firstLine="360"/>
+        <w:jc w:val="left"/>
+        <w:rPr>
+          <w:sz w:val="20"/>
+        </w:rPr>
+      </w:pPr>
+      <w:r>
+        <w:rPr>
+          <w:sz w:val="20"/>
+        </w:rPr>
+        <w:t>Employees</w:t>
+      </w:r>
+      <w:r>
+        <w:rPr>
+          <w:spacing w:val="-4"/>
+          <w:sz w:val="20"/>
+        </w:rPr>
+        <w:t> </w:t>
+      </w:r>
+      <w:r>
+        <w:rPr>
+          <w:sz w:val="20"/>
+        </w:rPr>
+        <w:t>are</w:t>
+      </w:r>
+      <w:r>
+        <w:rPr>
+          <w:spacing w:val="-4"/>
+          <w:sz w:val="20"/>
+        </w:rPr>
+        <w:t> </w:t>
+      </w:r>
+      <w:r>
+        <w:rPr>
+          <w:sz w:val="20"/>
+        </w:rPr>
+        <w:t>expected</w:t>
+      </w:r>
+      <w:r>
+        <w:rPr>
+          <w:spacing w:val="-4"/>
+          <w:sz w:val="20"/>
+        </w:rPr>
+        <w:t> </w:t>
+      </w:r>
+      <w:r>
+        <w:rPr>
+          <w:sz w:val="20"/>
+        </w:rPr>
+        <w:t>to</w:t>
+      </w:r>
+      <w:r>
+        <w:rPr>
+          <w:spacing w:val="-4"/>
+          <w:sz w:val="20"/>
+        </w:rPr>
+        <w:t> </w:t>
+      </w:r>
+      <w:r>
+        <w:rPr>
+          <w:sz w:val="20"/>
+        </w:rPr>
+        <w:t>maintain</w:t>
+      </w:r>
+      <w:r>
+        <w:rPr>
+          <w:spacing w:val="-4"/>
+          <w:sz w:val="20"/>
+        </w:rPr>
+        <w:t> </w:t>
+      </w:r>
+      <w:r>
+        <w:rPr>
+          <w:sz w:val="20"/>
+        </w:rPr>
+        <w:t>punctuality</w:t>
+      </w:r>
+      <w:r>
+        <w:rPr>
+          <w:spacing w:val="-4"/>
+          <w:sz w:val="20"/>
+        </w:rPr>
+        <w:t> </w:t>
+      </w:r>
+      <w:r>
+        <w:rPr>
+          <w:sz w:val="20"/>
+        </w:rPr>
+        <w:t>and</w:t>
+      </w:r>
+      <w:r>
+        <w:rPr>
+          <w:spacing w:val="-4"/>
+          <w:sz w:val="20"/>
+        </w:rPr>
+        <w:t> </w:t>
+      </w:r>
+      <w:r>
+        <w:rPr>
+          <w:sz w:val="20"/>
+        </w:rPr>
+        <w:t>inform</w:t>
+      </w:r>
+      <w:r>
+        <w:rPr>
+          <w:spacing w:val="-4"/>
+          <w:sz w:val="20"/>
+        </w:rPr>
+        <w:t> </w:t>
+      </w:r>
+      <w:r>
+        <w:rPr>
+          <w:sz w:val="20"/>
+        </w:rPr>
+        <w:t>their</w:t>
+      </w:r>
+      <w:r>
+        <w:rPr>
+          <w:spacing w:val="-4"/>
+          <w:sz w:val="20"/>
+        </w:rPr>
+        <w:t> </w:t>
+      </w:r>
+      <w:r>
+        <w:rPr>
+          <w:sz w:val="20"/>
+        </w:rPr>
+        <w:t>manager</w:t>
+      </w:r>
+      <w:r>
+        <w:rPr>
+          <w:sz w:val="20"/>
+        </w:rPr>
+        <w:t> in case of delays.</w:t>
+      </w:r>
+    </w:p>
+    <w:p>
+      <w:pPr>
+        <w:pStyle w:val="BodyText"/>
+      </w:pPr>
+    </w:p>
+    <w:p>
+      <w:pPr>
+        <w:pStyle w:val="ListParagraph"/>
+        <w:numPr>
+          <w:ilvl w:val="0"/>
+          <w:numId w:val="1"/>
+        </w:numPr>
+        <w:tabs>
+          <w:tab w:pos="500" w:val="left" w:leader="none"/>
+        </w:tabs>
+        <w:spacing w:line="240" w:lineRule="auto" w:before="0" w:after="0"/>
+        <w:ind w:left="500" w:right="0" w:hanging="359"/>
+        <w:jc w:val="left"/>
+        <w:rPr>
+          <w:sz w:val="20"/>
+        </w:rPr>
+      </w:pPr>
+      <w:r>
+        <w:rPr>
+          <w:sz w:val="20"/>
+        </w:rPr>
+        <w:t>Code</w:t>
+      </w:r>
+      <w:r>
+        <w:rPr>
+          <w:spacing w:val="-2"/>
+          <w:sz w:val="20"/>
+        </w:rPr>
+        <w:t> </w:t>
+      </w:r>
+      <w:r>
+        <w:rPr>
+          <w:sz w:val="20"/>
+        </w:rPr>
+        <w:t>of</w:t>
+      </w:r>
+      <w:r>
+        <w:rPr>
+          <w:spacing w:val="-2"/>
+          <w:sz w:val="20"/>
+        </w:rPr>
+        <w:t> Conduct</w:t>
+      </w:r>
+    </w:p>
+    <w:p>
+      <w:pPr>
+        <w:pStyle w:val="ListParagraph"/>
+        <w:numPr>
+          <w:ilvl w:val="1"/>
+          <w:numId w:val="1"/>
+        </w:numPr>
+        <w:tabs>
+          <w:tab w:pos="741" w:val="left" w:leader="none"/>
+        </w:tabs>
+        <w:spacing w:line="240" w:lineRule="auto" w:before="0" w:after="0"/>
+        <w:ind w:left="141" w:right="90" w:firstLine="360"/>
+        <w:jc w:val="left"/>
+        <w:rPr>
+          <w:sz w:val="20"/>
+        </w:rPr>
+      </w:pPr>
+      <w:r>
+        <w:rPr>
+          <w:sz w:val="20"/>
+        </w:rPr>
+        <w:t>Employees</w:t>
+      </w:r>
+      <w:r>
+        <w:rPr>
+          <w:spacing w:val="-5"/>
+          <w:sz w:val="20"/>
+        </w:rPr>
+        <w:t> </w:t>
+      </w:r>
+      <w:r>
+        <w:rPr>
+          <w:sz w:val="20"/>
+        </w:rPr>
+        <w:t>must</w:t>
+      </w:r>
+      <w:r>
+        <w:rPr>
+          <w:spacing w:val="-5"/>
+          <w:sz w:val="20"/>
+        </w:rPr>
+        <w:t> </w:t>
+      </w:r>
+      <w:r>
+        <w:rPr>
+          <w:sz w:val="20"/>
+        </w:rPr>
+        <w:t>maintain</w:t>
+      </w:r>
+      <w:r>
+        <w:rPr>
+          <w:spacing w:val="-5"/>
+          <w:sz w:val="20"/>
+        </w:rPr>
+        <w:t> </w:t>
+      </w:r>
+      <w:r>
+        <w:rPr>
+          <w:sz w:val="20"/>
+        </w:rPr>
+        <w:t>professionalism</w:t>
+      </w:r>
+      <w:r>
+        <w:rPr>
+          <w:spacing w:val="-5"/>
+          <w:sz w:val="20"/>
+        </w:rPr>
+        <w:t> </w:t>
+      </w:r>
+      <w:r>
+        <w:rPr>
+          <w:sz w:val="20"/>
+        </w:rPr>
+        <w:t>and</w:t>
+      </w:r>
+      <w:r>
+        <w:rPr>
+          <w:spacing w:val="-5"/>
+          <w:sz w:val="20"/>
+        </w:rPr>
+        <w:t> </w:t>
+      </w:r>
+      <w:r>
+        <w:rPr>
+          <w:sz w:val="20"/>
+        </w:rPr>
+        <w:t>respect</w:t>
+      </w:r>
+      <w:r>
+        <w:rPr>
+          <w:spacing w:val="-5"/>
+          <w:sz w:val="20"/>
+        </w:rPr>
+        <w:t> </w:t>
+      </w:r>
+      <w:r>
+        <w:rPr>
+          <w:sz w:val="20"/>
+        </w:rPr>
+        <w:t>towards</w:t>
+      </w:r>
+      <w:r>
+        <w:rPr>
+          <w:spacing w:val="-5"/>
+          <w:sz w:val="20"/>
+        </w:rPr>
+        <w:t> </w:t>
+      </w:r>
+      <w:r>
+        <w:rPr>
+          <w:sz w:val="20"/>
+        </w:rPr>
+        <w:t>colleagues,</w:t>
+      </w:r>
+      <w:r>
+        <w:rPr>
+          <w:sz w:val="20"/>
+        </w:rPr>
+        <w:t> clients, and management.</w:t>
+      </w:r>
+    </w:p>
+    <w:p>
+      <w:pPr>
+        <w:pStyle w:val="ListParagraph"/>
+        <w:numPr>
+          <w:ilvl w:val="1"/>
+          <w:numId w:val="1"/>
+        </w:numPr>
+        <w:tabs>
+          <w:tab w:pos="741" w:val="left" w:leader="none"/>
+        </w:tabs>
+        <w:spacing w:line="240" w:lineRule="auto" w:before="0" w:after="0"/>
+        <w:ind w:left="141" w:right="810" w:firstLine="360"/>
+        <w:jc w:val="left"/>
+        <w:rPr>
+          <w:sz w:val="20"/>
+        </w:rPr>
+      </w:pPr>
+      <w:r>
+        <w:rPr>
+          <w:sz w:val="20"/>
+        </w:rPr>
+        <w:t>Harassment,</w:t>
+      </w:r>
+      <w:r>
+        <w:rPr>
+          <w:spacing w:val="-4"/>
+          <w:sz w:val="20"/>
+        </w:rPr>
+        <w:t> </w:t>
+      </w:r>
+      <w:r>
+        <w:rPr>
+          <w:sz w:val="20"/>
+        </w:rPr>
+        <w:t>discrimination,</w:t>
+      </w:r>
+      <w:r>
+        <w:rPr>
+          <w:spacing w:val="-4"/>
+          <w:sz w:val="20"/>
+        </w:rPr>
+        <w:t> </w:t>
+      </w:r>
+      <w:r>
+        <w:rPr>
+          <w:sz w:val="20"/>
+        </w:rPr>
+        <w:t>or</w:t>
+      </w:r>
+      <w:r>
+        <w:rPr>
+          <w:spacing w:val="-4"/>
+          <w:sz w:val="20"/>
+        </w:rPr>
+        <w:t> </w:t>
+      </w:r>
+      <w:r>
+        <w:rPr>
+          <w:sz w:val="20"/>
+        </w:rPr>
+        <w:t>any</w:t>
+      </w:r>
+      <w:r>
+        <w:rPr>
+          <w:spacing w:val="-4"/>
+          <w:sz w:val="20"/>
+        </w:rPr>
+        <w:t> </w:t>
+      </w:r>
+      <w:r>
+        <w:rPr>
+          <w:sz w:val="20"/>
+        </w:rPr>
+        <w:t>form</w:t>
+      </w:r>
+      <w:r>
+        <w:rPr>
+          <w:spacing w:val="-4"/>
+          <w:sz w:val="20"/>
+        </w:rPr>
+        <w:t> </w:t>
+      </w:r>
+      <w:r>
+        <w:rPr>
+          <w:sz w:val="20"/>
+        </w:rPr>
+        <w:t>of</w:t>
+      </w:r>
+      <w:r>
+        <w:rPr>
+          <w:spacing w:val="-4"/>
+          <w:sz w:val="20"/>
+        </w:rPr>
+        <w:t> </w:t>
+      </w:r>
+      <w:r>
+        <w:rPr>
+          <w:sz w:val="20"/>
+        </w:rPr>
+        <w:t>misconduct</w:t>
+      </w:r>
+      <w:r>
+        <w:rPr>
+          <w:spacing w:val="-4"/>
+          <w:sz w:val="20"/>
+        </w:rPr>
+        <w:t> </w:t>
+      </w:r>
+      <w:r>
+        <w:rPr>
+          <w:sz w:val="20"/>
+        </w:rPr>
+        <w:t>will</w:t>
+      </w:r>
+      <w:r>
+        <w:rPr>
+          <w:spacing w:val="-4"/>
+          <w:sz w:val="20"/>
+        </w:rPr>
+        <w:t> </w:t>
+      </w:r>
+      <w:r>
+        <w:rPr>
+          <w:sz w:val="20"/>
+        </w:rPr>
+        <w:t>not</w:t>
+      </w:r>
+      <w:r>
+        <w:rPr>
+          <w:spacing w:val="-4"/>
+          <w:sz w:val="20"/>
+        </w:rPr>
+        <w:t> </w:t>
+      </w:r>
+      <w:r>
+        <w:rPr>
+          <w:sz w:val="20"/>
+        </w:rPr>
+        <w:t>be</w:t>
+      </w:r>
+      <w:r>
+        <w:rPr>
+          <w:sz w:val="20"/>
+        </w:rPr>
+        <w:t> </w:t>
+      </w:r>
+      <w:r>
+        <w:rPr>
+          <w:spacing w:val="-2"/>
+          <w:sz w:val="20"/>
+        </w:rPr>
+        <w:t>tolerated.</w:t>
+      </w:r>
+    </w:p>
+    <w:p>
+      <w:pPr>
+        <w:pStyle w:val="BodyText"/>
+      </w:pPr>
+    </w:p>
+    <w:p>
+      <w:pPr>
+        <w:pStyle w:val="ListParagraph"/>
+        <w:numPr>
+          <w:ilvl w:val="0"/>
+          <w:numId w:val="1"/>
+        </w:numPr>
+        <w:tabs>
+          <w:tab w:pos="500" w:val="left" w:leader="none"/>
+        </w:tabs>
+        <w:spacing w:line="240" w:lineRule="auto" w:before="0" w:after="0"/>
+        <w:ind w:left="500" w:right="0" w:hanging="359"/>
+        <w:jc w:val="left"/>
+        <w:rPr>
+          <w:sz w:val="20"/>
+        </w:rPr>
+      </w:pPr>
+      <w:r>
+        <w:rPr>
+          <w:sz w:val="20"/>
+        </w:rPr>
+        <w:t>Dress</w:t>
+      </w:r>
+      <w:r>
+        <w:rPr>
+          <w:spacing w:val="-4"/>
+          <w:sz w:val="20"/>
+        </w:rPr>
+        <w:t> Code</w:t>
+      </w:r>
+    </w:p>
+    <w:p>
+      <w:pPr>
+        <w:pStyle w:val="ListParagraph"/>
+        <w:numPr>
+          <w:ilvl w:val="1"/>
+          <w:numId w:val="1"/>
+        </w:numPr>
+        <w:tabs>
+          <w:tab w:pos="741" w:val="left" w:leader="none"/>
+        </w:tabs>
+        <w:spacing w:line="240" w:lineRule="auto" w:before="0" w:after="0"/>
+        <w:ind w:left="741" w:right="0" w:hanging="240"/>
+        <w:jc w:val="left"/>
+        <w:rPr>
+          <w:sz w:val="20"/>
+        </w:rPr>
+      </w:pPr>
+      <w:r>
+        <w:rPr>
+          <w:sz w:val="20"/>
+        </w:rPr>
+        <w:t>Business</w:t>
+      </w:r>
+      <w:r>
+        <w:rPr>
+          <w:spacing w:val="-7"/>
+          <w:sz w:val="20"/>
+        </w:rPr>
+        <w:t> </w:t>
+      </w:r>
+      <w:r>
+        <w:rPr>
+          <w:sz w:val="20"/>
+        </w:rPr>
+        <w:t>casual</w:t>
+      </w:r>
+      <w:r>
+        <w:rPr>
+          <w:spacing w:val="-5"/>
+          <w:sz w:val="20"/>
+        </w:rPr>
+        <w:t> </w:t>
+      </w:r>
+      <w:r>
+        <w:rPr>
+          <w:sz w:val="20"/>
+        </w:rPr>
+        <w:t>attire</w:t>
+      </w:r>
+      <w:r>
+        <w:rPr>
+          <w:spacing w:val="-5"/>
+          <w:sz w:val="20"/>
+        </w:rPr>
+        <w:t> </w:t>
+      </w:r>
+      <w:r>
+        <w:rPr>
+          <w:sz w:val="20"/>
+        </w:rPr>
+        <w:t>is</w:t>
+      </w:r>
+      <w:r>
+        <w:rPr>
+          <w:spacing w:val="-4"/>
+          <w:sz w:val="20"/>
+        </w:rPr>
+        <w:t> </w:t>
+      </w:r>
+      <w:r>
+        <w:rPr>
+          <w:sz w:val="20"/>
+        </w:rPr>
+        <w:t>required</w:t>
+      </w:r>
+      <w:r>
+        <w:rPr>
+          <w:spacing w:val="-5"/>
+          <w:sz w:val="20"/>
+        </w:rPr>
+        <w:t> </w:t>
+      </w:r>
+      <w:r>
+        <w:rPr>
+          <w:sz w:val="20"/>
+        </w:rPr>
+        <w:t>on</w:t>
+      </w:r>
+      <w:r>
+        <w:rPr>
+          <w:spacing w:val="-5"/>
+          <w:sz w:val="20"/>
+        </w:rPr>
+        <w:t> </w:t>
+      </w:r>
+      <w:r>
+        <w:rPr>
+          <w:sz w:val="20"/>
+        </w:rPr>
+        <w:t>regular</w:t>
+      </w:r>
+      <w:r>
+        <w:rPr>
+          <w:spacing w:val="-5"/>
+          <w:sz w:val="20"/>
+        </w:rPr>
+        <w:t> </w:t>
+      </w:r>
+      <w:r>
+        <w:rPr>
+          <w:sz w:val="20"/>
+        </w:rPr>
+        <w:t>working</w:t>
+      </w:r>
+      <w:r>
+        <w:rPr>
+          <w:spacing w:val="-4"/>
+          <w:sz w:val="20"/>
+        </w:rPr>
+        <w:t> </w:t>
+      </w:r>
+      <w:r>
+        <w:rPr>
+          <w:spacing w:val="-2"/>
+          <w:sz w:val="20"/>
+        </w:rPr>
+        <w:t>days.</w:t>
+      </w:r>
+    </w:p>
+    <w:p>
+      <w:pPr>
+        <w:pStyle w:val="ListParagraph"/>
+        <w:numPr>
+          <w:ilvl w:val="1"/>
+          <w:numId w:val="1"/>
+        </w:numPr>
+        <w:tabs>
+          <w:tab w:pos="741" w:val="left" w:leader="none"/>
+        </w:tabs>
+        <w:spacing w:line="240" w:lineRule="auto" w:before="0" w:after="0"/>
+        <w:ind w:left="741" w:right="0" w:hanging="240"/>
+        <w:jc w:val="left"/>
+        <w:rPr>
+          <w:sz w:val="20"/>
+        </w:rPr>
+      </w:pPr>
+      <w:r>
+        <w:rPr>
+          <w:sz w:val="20"/>
+        </w:rPr>
+        <w:t>Formal</w:t>
+      </w:r>
+      <w:r>
+        <w:rPr>
+          <w:spacing w:val="-7"/>
+          <w:sz w:val="20"/>
+        </w:rPr>
+        <w:t> </w:t>
+      </w:r>
+      <w:r>
+        <w:rPr>
+          <w:sz w:val="20"/>
+        </w:rPr>
+        <w:t>attire</w:t>
+      </w:r>
+      <w:r>
+        <w:rPr>
+          <w:spacing w:val="-5"/>
+          <w:sz w:val="20"/>
+        </w:rPr>
+        <w:t> </w:t>
+      </w:r>
+      <w:r>
+        <w:rPr>
+          <w:sz w:val="20"/>
+        </w:rPr>
+        <w:t>is</w:t>
+      </w:r>
+      <w:r>
+        <w:rPr>
+          <w:spacing w:val="-5"/>
+          <w:sz w:val="20"/>
+        </w:rPr>
+        <w:t> </w:t>
+      </w:r>
+      <w:r>
+        <w:rPr>
+          <w:sz w:val="20"/>
+        </w:rPr>
+        <w:t>expected</w:t>
+      </w:r>
+      <w:r>
+        <w:rPr>
+          <w:spacing w:val="-5"/>
+          <w:sz w:val="20"/>
+        </w:rPr>
+        <w:t> </w:t>
+      </w:r>
+      <w:r>
+        <w:rPr>
+          <w:sz w:val="20"/>
+        </w:rPr>
+        <w:t>during</w:t>
+      </w:r>
+      <w:r>
+        <w:rPr>
+          <w:spacing w:val="-5"/>
+          <w:sz w:val="20"/>
+        </w:rPr>
+        <w:t> </w:t>
+      </w:r>
+      <w:r>
+        <w:rPr>
+          <w:sz w:val="20"/>
+        </w:rPr>
+        <w:t>client</w:t>
+      </w:r>
+      <w:r>
+        <w:rPr>
+          <w:spacing w:val="-5"/>
+          <w:sz w:val="20"/>
+        </w:rPr>
+        <w:t> </w:t>
+      </w:r>
+      <w:r>
+        <w:rPr>
+          <w:sz w:val="20"/>
+        </w:rPr>
+        <w:t>meetings</w:t>
+      </w:r>
+      <w:r>
+        <w:rPr>
+          <w:spacing w:val="-5"/>
+          <w:sz w:val="20"/>
+        </w:rPr>
+        <w:t> </w:t>
+      </w:r>
+      <w:r>
+        <w:rPr>
+          <w:sz w:val="20"/>
+        </w:rPr>
+        <w:t>and</w:t>
+      </w:r>
+      <w:r>
+        <w:rPr>
+          <w:spacing w:val="-5"/>
+          <w:sz w:val="20"/>
+        </w:rPr>
+        <w:t> </w:t>
+      </w:r>
+      <w:r>
+        <w:rPr>
+          <w:sz w:val="20"/>
+        </w:rPr>
+        <w:t>official</w:t>
+      </w:r>
+      <w:r>
+        <w:rPr>
+          <w:spacing w:val="-4"/>
+          <w:sz w:val="20"/>
+        </w:rPr>
+        <w:t> </w:t>
+      </w:r>
+      <w:r>
+        <w:rPr>
+          <w:spacing w:val="-2"/>
+          <w:sz w:val="20"/>
+        </w:rPr>
+        <w:t>events.</w:t>
+      </w:r>
+    </w:p>
+    <w:p>
+      <w:pPr>
+        <w:pStyle w:val="BodyText"/>
+      </w:pPr>
+    </w:p>
+    <w:p>
+      <w:pPr>
+        <w:pStyle w:val="ListParagraph"/>
+        <w:numPr>
+          <w:ilvl w:val="0"/>
+          <w:numId w:val="1"/>
+        </w:numPr>
+        <w:tabs>
+          <w:tab w:pos="500" w:val="left" w:leader="none"/>
+        </w:tabs>
+        <w:spacing w:line="240" w:lineRule="auto" w:before="0" w:after="0"/>
+        <w:ind w:left="500" w:right="0" w:hanging="359"/>
+        <w:jc w:val="left"/>
+        <w:rPr>
+          <w:sz w:val="20"/>
+        </w:rPr>
+      </w:pPr>
+      <w:r>
+        <w:rPr>
+          <w:spacing w:val="-2"/>
+          <w:sz w:val="20"/>
+        </w:rPr>
+        <w:t>Confidentiality</w:t>
+      </w:r>
+    </w:p>
+    <w:p>
+      <w:pPr>
+        <w:pStyle w:val="ListParagraph"/>
+        <w:numPr>
+          <w:ilvl w:val="1"/>
+          <w:numId w:val="1"/>
+        </w:numPr>
+        <w:tabs>
+          <w:tab w:pos="741" w:val="left" w:leader="none"/>
+        </w:tabs>
+        <w:spacing w:line="240" w:lineRule="auto" w:before="0" w:after="0"/>
+        <w:ind w:left="141" w:right="690" w:firstLine="360"/>
+        <w:jc w:val="left"/>
+        <w:rPr>
+          <w:sz w:val="20"/>
+        </w:rPr>
+      </w:pPr>
+      <w:r>
+        <w:rPr>
+          <w:sz w:val="20"/>
+        </w:rPr>
+        <w:t>Employees</w:t>
+      </w:r>
+      <w:r>
+        <w:rPr>
+          <w:spacing w:val="-5"/>
+          <w:sz w:val="20"/>
+        </w:rPr>
+        <w:t> </w:t>
+      </w:r>
+      <w:r>
+        <w:rPr>
+          <w:sz w:val="20"/>
+        </w:rPr>
+        <w:t>must</w:t>
+      </w:r>
+      <w:r>
+        <w:rPr>
+          <w:spacing w:val="-5"/>
+          <w:sz w:val="20"/>
+        </w:rPr>
+        <w:t> </w:t>
+      </w:r>
+      <w:r>
+        <w:rPr>
+          <w:sz w:val="20"/>
+        </w:rPr>
+        <w:t>protect</w:t>
+      </w:r>
+      <w:r>
+        <w:rPr>
+          <w:spacing w:val="-5"/>
+          <w:sz w:val="20"/>
+        </w:rPr>
+        <w:t> </w:t>
+      </w:r>
+      <w:r>
+        <w:rPr>
+          <w:sz w:val="20"/>
+        </w:rPr>
+        <w:t>company</w:t>
+      </w:r>
+      <w:r>
+        <w:rPr>
+          <w:spacing w:val="-5"/>
+          <w:sz w:val="20"/>
+        </w:rPr>
+        <w:t> </w:t>
+      </w:r>
+      <w:r>
+        <w:rPr>
+          <w:sz w:val="20"/>
+        </w:rPr>
+        <w:t>data,</w:t>
+      </w:r>
+      <w:r>
+        <w:rPr>
+          <w:spacing w:val="-5"/>
+          <w:sz w:val="20"/>
+        </w:rPr>
+        <w:t> </w:t>
+      </w:r>
+      <w:r>
+        <w:rPr>
+          <w:sz w:val="20"/>
+        </w:rPr>
+        <w:t>client</w:t>
+      </w:r>
+      <w:r>
+        <w:rPr>
+          <w:spacing w:val="-5"/>
+          <w:sz w:val="20"/>
+        </w:rPr>
+        <w:t> </w:t>
+      </w:r>
+      <w:r>
+        <w:rPr>
+          <w:sz w:val="20"/>
+        </w:rPr>
+        <w:t>information,</w:t>
+      </w:r>
+      <w:r>
+        <w:rPr>
+          <w:spacing w:val="-5"/>
+          <w:sz w:val="20"/>
+        </w:rPr>
+        <w:t> </w:t>
+      </w:r>
+      <w:r>
+        <w:rPr>
+          <w:sz w:val="20"/>
+        </w:rPr>
+        <w:t>and</w:t>
+      </w:r>
+      <w:r>
+        <w:rPr>
+          <w:spacing w:val="-5"/>
+          <w:sz w:val="20"/>
+        </w:rPr>
+        <w:t> </w:t>
+      </w:r>
+      <w:r>
+        <w:rPr>
+          <w:sz w:val="20"/>
+        </w:rPr>
+        <w:t>trade</w:t>
+      </w:r>
+      <w:r>
+        <w:rPr>
+          <w:sz w:val="20"/>
+        </w:rPr>
+        <w:t> </w:t>
+      </w:r>
+      <w:r>
+        <w:rPr>
+          <w:spacing w:val="-2"/>
+          <w:sz w:val="20"/>
+        </w:rPr>
+        <w:t>secrets.</w:t>
+      </w:r>
+    </w:p>
+    <w:p>
+      <w:pPr>
+        <w:pStyle w:val="ListParagraph"/>
+        <w:numPr>
+          <w:ilvl w:val="1"/>
+          <w:numId w:val="1"/>
+        </w:numPr>
+        <w:tabs>
+          <w:tab w:pos="741" w:val="left" w:leader="none"/>
+        </w:tabs>
+        <w:spacing w:line="240" w:lineRule="auto" w:before="0" w:after="0"/>
+        <w:ind w:left="141" w:right="210" w:firstLine="360"/>
+        <w:jc w:val="left"/>
+        <w:rPr>
+          <w:sz w:val="20"/>
+        </w:rPr>
+      </w:pPr>
+      <w:r>
+        <w:rPr>
+          <w:sz w:val="20"/>
+        </w:rPr>
+        <w:t>Sharing</w:t>
+      </w:r>
+      <w:r>
+        <w:rPr>
+          <w:spacing w:val="-5"/>
+          <w:sz w:val="20"/>
+        </w:rPr>
+        <w:t> </w:t>
+      </w:r>
+      <w:r>
+        <w:rPr>
+          <w:sz w:val="20"/>
+        </w:rPr>
+        <w:t>confidential</w:t>
+      </w:r>
+      <w:r>
+        <w:rPr>
+          <w:spacing w:val="-5"/>
+          <w:sz w:val="20"/>
+        </w:rPr>
+        <w:t> </w:t>
+      </w:r>
+      <w:r>
+        <w:rPr>
+          <w:sz w:val="20"/>
+        </w:rPr>
+        <w:t>information</w:t>
+      </w:r>
+      <w:r>
+        <w:rPr>
+          <w:spacing w:val="-5"/>
+          <w:sz w:val="20"/>
+        </w:rPr>
+        <w:t> </w:t>
+      </w:r>
+      <w:r>
+        <w:rPr>
+          <w:sz w:val="20"/>
+        </w:rPr>
+        <w:t>with</w:t>
+      </w:r>
+      <w:r>
+        <w:rPr>
+          <w:spacing w:val="-5"/>
+          <w:sz w:val="20"/>
+        </w:rPr>
+        <w:t> </w:t>
+      </w:r>
+      <w:r>
+        <w:rPr>
+          <w:sz w:val="20"/>
+        </w:rPr>
+        <w:t>unauthorized</w:t>
+      </w:r>
+      <w:r>
+        <w:rPr>
+          <w:spacing w:val="-5"/>
+          <w:sz w:val="20"/>
+        </w:rPr>
+        <w:t> </w:t>
+      </w:r>
+      <w:r>
+        <w:rPr>
+          <w:sz w:val="20"/>
+        </w:rPr>
+        <w:t>parties</w:t>
+      </w:r>
+      <w:r>
+        <w:rPr>
+          <w:spacing w:val="-5"/>
+          <w:sz w:val="20"/>
+        </w:rPr>
+        <w:t> </w:t>
+      </w:r>
+      <w:r>
+        <w:rPr>
+          <w:sz w:val="20"/>
+        </w:rPr>
+        <w:t>is</w:t>
+      </w:r>
+      <w:r>
+        <w:rPr>
+          <w:spacing w:val="-5"/>
+          <w:sz w:val="20"/>
+        </w:rPr>
+        <w:t> </w:t>
+      </w:r>
+      <w:r>
+        <w:rPr>
+          <w:sz w:val="20"/>
+        </w:rPr>
+        <w:t>strictly</w:t>
+      </w:r>
+      <w:r>
+        <w:rPr>
+          <w:sz w:val="20"/>
+        </w:rPr>
+        <w:t> </w:t>
+      </w:r>
+      <w:r>
+        <w:rPr>
+          <w:spacing w:val="-2"/>
+          <w:sz w:val="20"/>
+        </w:rPr>
+        <w:t>prohibited.</w:t>
+      </w:r>
+    </w:p>
+    <w:p>
+      <w:pPr>
+        <w:pStyle w:val="BodyText"/>
+      </w:pPr>
+    </w:p>
+    <w:p>
+      <w:pPr>
+        <w:pStyle w:val="ListParagraph"/>
+        <w:numPr>
+          <w:ilvl w:val="0"/>
+          <w:numId w:val="1"/>
+        </w:numPr>
+        <w:tabs>
+          <w:tab w:pos="500" w:val="left" w:leader="none"/>
+        </w:tabs>
+        <w:spacing w:line="240" w:lineRule="auto" w:before="0" w:after="0"/>
+        <w:ind w:left="500" w:right="0" w:hanging="359"/>
+        <w:jc w:val="left"/>
+        <w:rPr>
+          <w:sz w:val="20"/>
+        </w:rPr>
+      </w:pPr>
+      <w:r>
+        <w:rPr>
+          <w:spacing w:val="-2"/>
+          <w:sz w:val="20"/>
+        </w:rPr>
+        <w:t>Attendance</w:t>
+      </w:r>
+    </w:p>
+    <w:p>
+      <w:pPr>
+        <w:pStyle w:val="ListParagraph"/>
+        <w:numPr>
+          <w:ilvl w:val="1"/>
+          <w:numId w:val="1"/>
+        </w:numPr>
+        <w:tabs>
+          <w:tab w:pos="741" w:val="left" w:leader="none"/>
+        </w:tabs>
+        <w:spacing w:line="240" w:lineRule="auto" w:before="0" w:after="0"/>
+        <w:ind w:left="741" w:right="0" w:hanging="240"/>
+        <w:jc w:val="left"/>
+        <w:rPr>
+          <w:sz w:val="20"/>
+        </w:rPr>
+      </w:pPr>
+      <w:r>
+        <w:rPr>
+          <w:sz w:val="20"/>
+        </w:rPr>
+        <w:t>Employees</w:t>
+      </w:r>
+      <w:r>
+        <w:rPr>
+          <w:spacing w:val="-6"/>
+          <w:sz w:val="20"/>
+        </w:rPr>
+        <w:t> </w:t>
+      </w:r>
+      <w:r>
+        <w:rPr>
+          <w:sz w:val="20"/>
+        </w:rPr>
+        <w:t>must</w:t>
+      </w:r>
+      <w:r>
+        <w:rPr>
+          <w:spacing w:val="-5"/>
+          <w:sz w:val="20"/>
+        </w:rPr>
+        <w:t> </w:t>
+      </w:r>
+      <w:r>
+        <w:rPr>
+          <w:sz w:val="20"/>
+        </w:rPr>
+        <w:t>record</w:t>
+      </w:r>
+      <w:r>
+        <w:rPr>
+          <w:spacing w:val="-6"/>
+          <w:sz w:val="20"/>
+        </w:rPr>
+        <w:t> </w:t>
+      </w:r>
+      <w:r>
+        <w:rPr>
+          <w:sz w:val="20"/>
+        </w:rPr>
+        <w:t>attendance</w:t>
+      </w:r>
+      <w:r>
+        <w:rPr>
+          <w:spacing w:val="-5"/>
+          <w:sz w:val="20"/>
+        </w:rPr>
+        <w:t> </w:t>
+      </w:r>
+      <w:r>
+        <w:rPr>
+          <w:sz w:val="20"/>
+        </w:rPr>
+        <w:t>daily</w:t>
+      </w:r>
+      <w:r>
+        <w:rPr>
+          <w:spacing w:val="-5"/>
+          <w:sz w:val="20"/>
+        </w:rPr>
+        <w:t> </w:t>
+      </w:r>
+      <w:r>
+        <w:rPr>
+          <w:sz w:val="20"/>
+        </w:rPr>
+        <w:t>through</w:t>
+      </w:r>
+      <w:r>
+        <w:rPr>
+          <w:spacing w:val="-6"/>
+          <w:sz w:val="20"/>
+        </w:rPr>
+        <w:t> </w:t>
+      </w:r>
+      <w:r>
+        <w:rPr>
+          <w:sz w:val="20"/>
+        </w:rPr>
+        <w:t>the</w:t>
+      </w:r>
+      <w:r>
+        <w:rPr>
+          <w:spacing w:val="-5"/>
+          <w:sz w:val="20"/>
+        </w:rPr>
+        <w:t> </w:t>
+      </w:r>
+      <w:r>
+        <w:rPr>
+          <w:sz w:val="20"/>
+        </w:rPr>
+        <w:t>company</w:t>
+      </w:r>
+      <w:r>
+        <w:rPr>
+          <w:spacing w:val="-5"/>
+          <w:sz w:val="20"/>
+        </w:rPr>
+        <w:t> </w:t>
+      </w:r>
+      <w:r>
+        <w:rPr>
+          <w:spacing w:val="-2"/>
+          <w:sz w:val="20"/>
+        </w:rPr>
+        <w:t>portal.</w:t>
+      </w:r>
+    </w:p>
+    <w:p>
+      <w:pPr>
+        <w:pStyle w:val="ListParagraph"/>
+        <w:numPr>
+          <w:ilvl w:val="1"/>
+          <w:numId w:val="1"/>
+        </w:numPr>
+        <w:tabs>
+          <w:tab w:pos="741" w:val="left" w:leader="none"/>
+        </w:tabs>
+        <w:spacing w:line="240" w:lineRule="auto" w:before="0" w:after="0"/>
+        <w:ind w:left="741" w:right="0" w:hanging="240"/>
+        <w:jc w:val="left"/>
+        <w:rPr>
+          <w:sz w:val="20"/>
+        </w:rPr>
+      </w:pPr>
+      <w:r>
+        <w:rPr>
+          <w:sz w:val="20"/>
+        </w:rPr>
+        <w:t>Frequent</w:t>
+      </w:r>
+      <w:r>
+        <w:rPr>
+          <w:spacing w:val="-6"/>
+          <w:sz w:val="20"/>
+        </w:rPr>
+        <w:t> </w:t>
+      </w:r>
+      <w:r>
+        <w:rPr>
+          <w:sz w:val="20"/>
+        </w:rPr>
+        <w:t>unexplained</w:t>
+      </w:r>
+      <w:r>
+        <w:rPr>
+          <w:spacing w:val="-6"/>
+          <w:sz w:val="20"/>
+        </w:rPr>
+        <w:t> </w:t>
+      </w:r>
+      <w:r>
+        <w:rPr>
+          <w:sz w:val="20"/>
+        </w:rPr>
+        <w:t>absences</w:t>
+      </w:r>
+      <w:r>
+        <w:rPr>
+          <w:spacing w:val="-6"/>
+          <w:sz w:val="20"/>
+        </w:rPr>
+        <w:t> </w:t>
+      </w:r>
+      <w:r>
+        <w:rPr>
+          <w:sz w:val="20"/>
+        </w:rPr>
+        <w:t>may</w:t>
+      </w:r>
+      <w:r>
+        <w:rPr>
+          <w:spacing w:val="-6"/>
+          <w:sz w:val="20"/>
+        </w:rPr>
+        <w:t> </w:t>
+      </w:r>
+      <w:r>
+        <w:rPr>
+          <w:sz w:val="20"/>
+        </w:rPr>
+        <w:t>lead</w:t>
+      </w:r>
+      <w:r>
+        <w:rPr>
+          <w:spacing w:val="-6"/>
+          <w:sz w:val="20"/>
+        </w:rPr>
+        <w:t> </w:t>
+      </w:r>
+      <w:r>
+        <w:rPr>
+          <w:sz w:val="20"/>
+        </w:rPr>
+        <w:t>to</w:t>
+      </w:r>
+      <w:r>
+        <w:rPr>
+          <w:spacing w:val="-6"/>
+          <w:sz w:val="20"/>
+        </w:rPr>
+        <w:t> </w:t>
+      </w:r>
+      <w:r>
+        <w:rPr>
+          <w:sz w:val="20"/>
+        </w:rPr>
+        <w:t>disciplinary</w:t>
+      </w:r>
+      <w:r>
+        <w:rPr>
+          <w:spacing w:val="-5"/>
+          <w:sz w:val="20"/>
+        </w:rPr>
+        <w:t> </w:t>
+      </w:r>
+      <w:r>
+        <w:rPr>
+          <w:spacing w:val="-2"/>
+          <w:sz w:val="20"/>
+        </w:rPr>
+        <w:t>action.</w:t>
+      </w:r>
+    </w:p>
+    <w:p>
+      <w:pPr>
+        <w:pStyle w:val="BodyText"/>
+      </w:pPr>
+    </w:p>
+    <w:p>
+      <w:pPr>
+        <w:pStyle w:val="BodyText"/>
+      </w:pPr>
+    </w:p>
+    <w:p>
+      <w:pPr>
+        <w:pStyle w:val="BodyText"/>
+        <w:ind w:left="141"/>
+      </w:pPr>
       <w:r>
         <w:rPr/>
+        <w:t>LEAVE</w:t>
+      </w:r>
+      <w:r>
+        <w:rPr>
+          <w:spacing w:val="-6"/>
+        </w:rPr>
+        <w:t> </w:t>
+      </w:r>
+      <w:r>
+        <w:rPr>
+          <w:spacing w:val="-2"/>
+        </w:rPr>
+        <w:t>POLICIES</w:t>
+      </w:r>
+    </w:p>
+    <w:p>
+      <w:pPr>
+        <w:pStyle w:val="BodyText"/>
+      </w:pPr>
+    </w:p>
+    <w:p>
+      <w:pPr>
+        <w:pStyle w:val="ListParagraph"/>
+        <w:numPr>
+          <w:ilvl w:val="0"/>
+          <w:numId w:val="2"/>
+        </w:numPr>
+        <w:tabs>
+          <w:tab w:pos="500" w:val="left" w:leader="none"/>
+        </w:tabs>
+        <w:spacing w:line="240" w:lineRule="auto" w:before="0" w:after="0"/>
+        <w:ind w:left="500" w:right="0" w:hanging="359"/>
+        <w:jc w:val="left"/>
+        <w:rPr>
+          <w:sz w:val="20"/>
+        </w:rPr>
+      </w:pPr>
+      <w:r>
+        <w:rPr>
+          <w:sz w:val="20"/>
+        </w:rPr>
+        <w:t>Casual</w:t>
+      </w:r>
+      <w:r>
+        <w:rPr>
+          <w:spacing w:val="-5"/>
+          <w:sz w:val="20"/>
+        </w:rPr>
+        <w:t> </w:t>
+      </w:r>
+      <w:r>
+        <w:rPr>
+          <w:sz w:val="20"/>
+        </w:rPr>
         <w:t>Leave</w:t>
       </w:r>
       <w:r>
         <w:rPr>
+          <w:spacing w:val="-4"/>
+          <w:sz w:val="20"/>
+        </w:rPr>
+        <w:t> (CL)</w:t>
+      </w:r>
+    </w:p>
+    <w:p>
+      <w:pPr>
+        <w:pStyle w:val="ListParagraph"/>
+        <w:numPr>
+          <w:ilvl w:val="1"/>
+          <w:numId w:val="2"/>
+        </w:numPr>
+        <w:tabs>
+          <w:tab w:pos="741" w:val="left" w:leader="none"/>
+        </w:tabs>
+        <w:spacing w:line="240" w:lineRule="auto" w:before="0" w:after="0"/>
+        <w:ind w:left="741" w:right="0" w:hanging="240"/>
+        <w:jc w:val="left"/>
+        <w:rPr>
+          <w:sz w:val="20"/>
+        </w:rPr>
+      </w:pPr>
+      <w:r>
+        <w:rPr>
+          <w:sz w:val="20"/>
+        </w:rPr>
+        <w:t>12</w:t>
+      </w:r>
+      <w:r>
+        <w:rPr>
+          <w:spacing w:val="-4"/>
+          <w:sz w:val="20"/>
+        </w:rPr>
+        <w:t> </w:t>
+      </w:r>
+      <w:r>
+        <w:rPr>
+          <w:sz w:val="20"/>
+        </w:rPr>
+        <w:t>days</w:t>
+      </w:r>
+      <w:r>
+        <w:rPr>
+          <w:spacing w:val="-2"/>
+          <w:sz w:val="20"/>
+        </w:rPr>
+        <w:t> </w:t>
+      </w:r>
+      <w:r>
+        <w:rPr>
+          <w:sz w:val="20"/>
+        </w:rPr>
+        <w:t>per</w:t>
+      </w:r>
+      <w:r>
+        <w:rPr>
+          <w:spacing w:val="-2"/>
+          <w:sz w:val="20"/>
+        </w:rPr>
+        <w:t> year.</w:t>
+      </w:r>
+    </w:p>
+    <w:p>
+      <w:pPr>
+        <w:pStyle w:val="ListParagraph"/>
+        <w:numPr>
+          <w:ilvl w:val="1"/>
+          <w:numId w:val="2"/>
+        </w:numPr>
+        <w:tabs>
+          <w:tab w:pos="741" w:val="left" w:leader="none"/>
+        </w:tabs>
+        <w:spacing w:line="240" w:lineRule="auto" w:before="0" w:after="0"/>
+        <w:ind w:left="741" w:right="0" w:hanging="240"/>
+        <w:jc w:val="left"/>
+        <w:rPr>
+          <w:sz w:val="20"/>
+        </w:rPr>
+      </w:pPr>
+      <w:r>
+        <w:rPr>
+          <w:sz w:val="20"/>
+        </w:rPr>
+        <w:t>Must</w:t>
+      </w:r>
+      <w:r>
+        <w:rPr>
+          <w:spacing w:val="-3"/>
+          <w:sz w:val="20"/>
+        </w:rPr>
+        <w:t> </w:t>
+      </w:r>
+      <w:r>
+        <w:rPr>
+          <w:sz w:val="20"/>
+        </w:rPr>
+        <w:t>be</w:t>
+      </w:r>
+      <w:r>
+        <w:rPr>
+          <w:spacing w:val="-3"/>
+          <w:sz w:val="20"/>
+        </w:rPr>
+        <w:t> </w:t>
+      </w:r>
+      <w:r>
+        <w:rPr>
+          <w:sz w:val="20"/>
+        </w:rPr>
+        <w:t>applied</w:t>
+      </w:r>
+      <w:r>
+        <w:rPr>
+          <w:spacing w:val="-3"/>
+          <w:sz w:val="20"/>
+        </w:rPr>
+        <w:t> </w:t>
+      </w:r>
+      <w:r>
+        <w:rPr>
+          <w:sz w:val="20"/>
+        </w:rPr>
+        <w:t>for</w:t>
+      </w:r>
+      <w:r>
+        <w:rPr>
+          <w:spacing w:val="-2"/>
+          <w:sz w:val="20"/>
+        </w:rPr>
+        <w:t> </w:t>
+      </w:r>
+      <w:r>
+        <w:rPr>
+          <w:sz w:val="20"/>
+        </w:rPr>
+        <w:t>at</w:t>
+      </w:r>
+      <w:r>
+        <w:rPr>
+          <w:spacing w:val="-3"/>
+          <w:sz w:val="20"/>
+        </w:rPr>
+        <w:t> </w:t>
+      </w:r>
+      <w:r>
+        <w:rPr>
+          <w:sz w:val="20"/>
+        </w:rPr>
+        <w:t>least</w:t>
+      </w:r>
+      <w:r>
+        <w:rPr>
+          <w:spacing w:val="-3"/>
+          <w:sz w:val="20"/>
+        </w:rPr>
+        <w:t> </w:t>
+      </w:r>
+      <w:r>
+        <w:rPr>
+          <w:sz w:val="20"/>
+        </w:rPr>
+        <w:t>1</w:t>
+      </w:r>
+      <w:r>
+        <w:rPr>
+          <w:spacing w:val="-3"/>
+          <w:sz w:val="20"/>
+        </w:rPr>
+        <w:t> </w:t>
+      </w:r>
+      <w:r>
+        <w:rPr>
+          <w:sz w:val="20"/>
+        </w:rPr>
+        <w:t>day</w:t>
+      </w:r>
+      <w:r>
+        <w:rPr>
+          <w:spacing w:val="-2"/>
+          <w:sz w:val="20"/>
+        </w:rPr>
+        <w:t> </w:t>
+      </w:r>
+      <w:r>
+        <w:rPr>
+          <w:sz w:val="20"/>
+        </w:rPr>
+        <w:t>in</w:t>
+      </w:r>
+      <w:r>
+        <w:rPr>
+          <w:spacing w:val="-3"/>
+          <w:sz w:val="20"/>
+        </w:rPr>
+        <w:t> </w:t>
+      </w:r>
+      <w:r>
+        <w:rPr>
+          <w:sz w:val="20"/>
+        </w:rPr>
+        <w:t>advance,</w:t>
+      </w:r>
+      <w:r>
+        <w:rPr>
+          <w:spacing w:val="-3"/>
+          <w:sz w:val="20"/>
+        </w:rPr>
+        <w:t> </w:t>
+      </w:r>
+      <w:r>
+        <w:rPr>
+          <w:sz w:val="20"/>
+        </w:rPr>
+        <w:t>except</w:t>
+      </w:r>
+      <w:r>
+        <w:rPr>
+          <w:spacing w:val="-3"/>
+          <w:sz w:val="20"/>
+        </w:rPr>
+        <w:t> </w:t>
+      </w:r>
+      <w:r>
+        <w:rPr>
+          <w:sz w:val="20"/>
+        </w:rPr>
+        <w:t>in</w:t>
+      </w:r>
+      <w:r>
+        <w:rPr>
+          <w:spacing w:val="-2"/>
+          <w:sz w:val="20"/>
+        </w:rPr>
+        <w:t> emergencies.</w:t>
+      </w:r>
+    </w:p>
+    <w:p>
+      <w:pPr>
+        <w:pStyle w:val="BodyText"/>
+      </w:pPr>
+    </w:p>
+    <w:p>
+      <w:pPr>
+        <w:pStyle w:val="ListParagraph"/>
+        <w:numPr>
+          <w:ilvl w:val="0"/>
+          <w:numId w:val="2"/>
+        </w:numPr>
+        <w:tabs>
+          <w:tab w:pos="500" w:val="left" w:leader="none"/>
+        </w:tabs>
+        <w:spacing w:line="240" w:lineRule="auto" w:before="0" w:after="0"/>
+        <w:ind w:left="500" w:right="0" w:hanging="359"/>
+        <w:jc w:val="left"/>
+        <w:rPr>
+          <w:sz w:val="20"/>
+        </w:rPr>
+      </w:pPr>
+      <w:r>
+        <w:rPr>
+          <w:sz w:val="20"/>
+        </w:rPr>
+        <w:t>Sick</w:t>
+      </w:r>
+      <w:r>
+        <w:rPr>
+          <w:spacing w:val="-4"/>
+          <w:sz w:val="20"/>
+        </w:rPr>
+        <w:t> </w:t>
+      </w:r>
+      <w:r>
+        <w:rPr>
+          <w:sz w:val="20"/>
+        </w:rPr>
+        <w:t>Leave</w:t>
+      </w:r>
+      <w:r>
+        <w:rPr>
+          <w:spacing w:val="-3"/>
+          <w:sz w:val="20"/>
+        </w:rPr>
+        <w:t> </w:t>
+      </w:r>
+      <w:r>
+        <w:rPr>
+          <w:spacing w:val="-4"/>
+          <w:sz w:val="20"/>
+        </w:rPr>
+        <w:t>(SL)</w:t>
+      </w:r>
+    </w:p>
+    <w:p>
+      <w:pPr>
+        <w:pStyle w:val="ListParagraph"/>
+        <w:numPr>
+          <w:ilvl w:val="1"/>
+          <w:numId w:val="2"/>
+        </w:numPr>
+        <w:tabs>
+          <w:tab w:pos="741" w:val="left" w:leader="none"/>
+        </w:tabs>
+        <w:spacing w:line="240" w:lineRule="auto" w:before="0" w:after="0"/>
+        <w:ind w:left="741" w:right="0" w:hanging="240"/>
+        <w:jc w:val="left"/>
+        <w:rPr>
+          <w:sz w:val="20"/>
+        </w:rPr>
+      </w:pPr>
+      <w:r>
+        <w:rPr>
+          <w:sz w:val="20"/>
+        </w:rPr>
+        <w:t>10</w:t>
+      </w:r>
+      <w:r>
+        <w:rPr>
+          <w:spacing w:val="-4"/>
+          <w:sz w:val="20"/>
+        </w:rPr>
+        <w:t> </w:t>
+      </w:r>
+      <w:r>
+        <w:rPr>
+          <w:sz w:val="20"/>
+        </w:rPr>
+        <w:t>days</w:t>
+      </w:r>
+      <w:r>
+        <w:rPr>
+          <w:spacing w:val="-2"/>
+          <w:sz w:val="20"/>
+        </w:rPr>
+        <w:t> </w:t>
+      </w:r>
+      <w:r>
+        <w:rPr>
+          <w:sz w:val="20"/>
+        </w:rPr>
+        <w:t>per</w:t>
+      </w:r>
+      <w:r>
+        <w:rPr>
+          <w:spacing w:val="-2"/>
+          <w:sz w:val="20"/>
+        </w:rPr>
+        <w:t> year.</w:t>
+      </w:r>
+    </w:p>
+    <w:p>
+      <w:pPr>
+        <w:pStyle w:val="ListParagraph"/>
+        <w:numPr>
+          <w:ilvl w:val="1"/>
+          <w:numId w:val="2"/>
+        </w:numPr>
+        <w:tabs>
+          <w:tab w:pos="741" w:val="left" w:leader="none"/>
+        </w:tabs>
+        <w:spacing w:line="240" w:lineRule="auto" w:before="0" w:after="0"/>
+        <w:ind w:left="741" w:right="0" w:hanging="240"/>
+        <w:jc w:val="left"/>
+        <w:rPr>
+          <w:sz w:val="20"/>
+        </w:rPr>
+      </w:pPr>
+      <w:r>
+        <w:rPr>
+          <w:sz w:val="20"/>
+        </w:rPr>
+        <w:t>Medical</w:t>
+      </w:r>
+      <w:r>
+        <w:rPr>
+          <w:spacing w:val="-6"/>
+          <w:sz w:val="20"/>
+        </w:rPr>
+        <w:t> </w:t>
+      </w:r>
+      <w:r>
+        <w:rPr>
+          <w:sz w:val="20"/>
+        </w:rPr>
+        <w:t>certificate</w:t>
+      </w:r>
+      <w:r>
+        <w:rPr>
+          <w:spacing w:val="-6"/>
+          <w:sz w:val="20"/>
+        </w:rPr>
+        <w:t> </w:t>
+      </w:r>
+      <w:r>
+        <w:rPr>
+          <w:sz w:val="20"/>
+        </w:rPr>
+        <w:t>required</w:t>
+      </w:r>
+      <w:r>
+        <w:rPr>
+          <w:spacing w:val="-6"/>
+          <w:sz w:val="20"/>
+        </w:rPr>
+        <w:t> </w:t>
+      </w:r>
+      <w:r>
+        <w:rPr>
+          <w:sz w:val="20"/>
+        </w:rPr>
+        <w:t>for</w:t>
+      </w:r>
+      <w:r>
+        <w:rPr>
+          <w:spacing w:val="-6"/>
+          <w:sz w:val="20"/>
+        </w:rPr>
+        <w:t> </w:t>
+      </w:r>
+      <w:r>
+        <w:rPr>
+          <w:sz w:val="20"/>
+        </w:rPr>
+        <w:t>leaves</w:t>
+      </w:r>
+      <w:r>
+        <w:rPr>
+          <w:spacing w:val="-6"/>
+          <w:sz w:val="20"/>
+        </w:rPr>
+        <w:t> </w:t>
+      </w:r>
+      <w:r>
+        <w:rPr>
+          <w:sz w:val="20"/>
+        </w:rPr>
+        <w:t>exceeding</w:t>
+      </w:r>
+      <w:r>
+        <w:rPr>
+          <w:spacing w:val="-6"/>
+          <w:sz w:val="20"/>
+        </w:rPr>
+        <w:t> </w:t>
+      </w:r>
+      <w:r>
+        <w:rPr>
+          <w:sz w:val="20"/>
+        </w:rPr>
+        <w:t>3</w:t>
+      </w:r>
+      <w:r>
+        <w:rPr>
+          <w:spacing w:val="-6"/>
+          <w:sz w:val="20"/>
+        </w:rPr>
+        <w:t> </w:t>
+      </w:r>
+      <w:r>
+        <w:rPr>
+          <w:sz w:val="20"/>
+        </w:rPr>
+        <w:t>consecutive</w:t>
+      </w:r>
+      <w:r>
+        <w:rPr>
+          <w:spacing w:val="-6"/>
+          <w:sz w:val="20"/>
+        </w:rPr>
+        <w:t> </w:t>
+      </w:r>
+      <w:r>
+        <w:rPr>
+          <w:spacing w:val="-2"/>
+          <w:sz w:val="20"/>
+        </w:rPr>
+        <w:t>days.</w:t>
+      </w:r>
+    </w:p>
+    <w:p>
+      <w:pPr>
+        <w:pStyle w:val="BodyText"/>
+      </w:pPr>
+    </w:p>
+    <w:p>
+      <w:pPr>
+        <w:pStyle w:val="ListParagraph"/>
+        <w:numPr>
+          <w:ilvl w:val="0"/>
+          <w:numId w:val="2"/>
+        </w:numPr>
+        <w:tabs>
+          <w:tab w:pos="500" w:val="left" w:leader="none"/>
+        </w:tabs>
+        <w:spacing w:line="240" w:lineRule="auto" w:before="0" w:after="0"/>
+        <w:ind w:left="500" w:right="0" w:hanging="359"/>
+        <w:jc w:val="left"/>
+        <w:rPr>
+          <w:sz w:val="20"/>
+        </w:rPr>
+      </w:pPr>
+      <w:r>
+        <w:rPr>
+          <w:sz w:val="20"/>
+        </w:rPr>
+        <w:t>Earned/Privilege</w:t>
+      </w:r>
+      <w:r>
+        <w:rPr>
+          <w:spacing w:val="-10"/>
+          <w:sz w:val="20"/>
+        </w:rPr>
+        <w:t> </w:t>
+      </w:r>
+      <w:r>
+        <w:rPr>
+          <w:sz w:val="20"/>
+        </w:rPr>
+        <w:t>Leave</w:t>
+      </w:r>
+      <w:r>
+        <w:rPr>
+          <w:spacing w:val="-9"/>
+          <w:sz w:val="20"/>
+        </w:rPr>
+        <w:t> </w:t>
+      </w:r>
+      <w:r>
+        <w:rPr>
+          <w:spacing w:val="-2"/>
+          <w:sz w:val="20"/>
+        </w:rPr>
+        <w:t>(EL/PL)</w:t>
+      </w:r>
+    </w:p>
+    <w:p>
+      <w:pPr>
+        <w:pStyle w:val="ListParagraph"/>
+        <w:numPr>
+          <w:ilvl w:val="1"/>
+          <w:numId w:val="2"/>
+        </w:numPr>
+        <w:tabs>
+          <w:tab w:pos="741" w:val="left" w:leader="none"/>
+        </w:tabs>
+        <w:spacing w:line="240" w:lineRule="auto" w:before="0" w:after="0"/>
+        <w:ind w:left="741" w:right="0" w:hanging="240"/>
+        <w:jc w:val="left"/>
+        <w:rPr>
+          <w:sz w:val="20"/>
+        </w:rPr>
+      </w:pPr>
+      <w:r>
+        <w:rPr>
+          <w:sz w:val="20"/>
+        </w:rPr>
+        <w:t>15</w:t>
+      </w:r>
+      <w:r>
+        <w:rPr>
+          <w:spacing w:val="-4"/>
+          <w:sz w:val="20"/>
+        </w:rPr>
+        <w:t> </w:t>
+      </w:r>
+      <w:r>
+        <w:rPr>
+          <w:sz w:val="20"/>
+        </w:rPr>
+        <w:t>days</w:t>
+      </w:r>
+      <w:r>
+        <w:rPr>
+          <w:spacing w:val="-3"/>
+          <w:sz w:val="20"/>
+        </w:rPr>
+        <w:t> </w:t>
+      </w:r>
+      <w:r>
+        <w:rPr>
+          <w:sz w:val="20"/>
+        </w:rPr>
+        <w:t>per</w:t>
+      </w:r>
+      <w:r>
+        <w:rPr>
+          <w:spacing w:val="-3"/>
+          <w:sz w:val="20"/>
+        </w:rPr>
+        <w:t> </w:t>
+      </w:r>
+      <w:r>
+        <w:rPr>
+          <w:sz w:val="20"/>
+        </w:rPr>
+        <w:t>year,</w:t>
+      </w:r>
+      <w:r>
+        <w:rPr>
+          <w:spacing w:val="-3"/>
+          <w:sz w:val="20"/>
+        </w:rPr>
+        <w:t> </w:t>
+      </w:r>
+      <w:r>
+        <w:rPr>
+          <w:sz w:val="20"/>
+        </w:rPr>
+        <w:t>accrued</w:t>
+      </w:r>
+      <w:r>
+        <w:rPr>
+          <w:spacing w:val="-3"/>
+          <w:sz w:val="20"/>
+        </w:rPr>
+        <w:t> </w:t>
+      </w:r>
+      <w:r>
+        <w:rPr>
+          <w:spacing w:val="-2"/>
+          <w:sz w:val="20"/>
+        </w:rPr>
+        <w:t>monthly.</w:t>
+      </w:r>
+    </w:p>
+    <w:p>
+      <w:pPr>
+        <w:pStyle w:val="ListParagraph"/>
+        <w:numPr>
+          <w:ilvl w:val="1"/>
+          <w:numId w:val="2"/>
+        </w:numPr>
+        <w:tabs>
+          <w:tab w:pos="741" w:val="left" w:leader="none"/>
+        </w:tabs>
+        <w:spacing w:line="240" w:lineRule="auto" w:before="0" w:after="0"/>
+        <w:ind w:left="741" w:right="0" w:hanging="240"/>
+        <w:jc w:val="left"/>
+        <w:rPr>
+          <w:sz w:val="20"/>
+        </w:rPr>
+      </w:pPr>
+      <w:r>
+        <w:rPr>
+          <w:sz w:val="20"/>
+        </w:rPr>
+        <w:t>Can</w:t>
+      </w:r>
+      <w:r>
+        <w:rPr>
+          <w:spacing w:val="-6"/>
+          <w:sz w:val="20"/>
+        </w:rPr>
+        <w:t> </w:t>
+      </w:r>
+      <w:r>
+        <w:rPr>
+          <w:sz w:val="20"/>
+        </w:rPr>
+        <w:t>be</w:t>
+      </w:r>
+      <w:r>
+        <w:rPr>
+          <w:spacing w:val="-3"/>
+          <w:sz w:val="20"/>
+        </w:rPr>
+        <w:t> </w:t>
+      </w:r>
+      <w:r>
+        <w:rPr>
+          <w:sz w:val="20"/>
+        </w:rPr>
+        <w:t>carried</w:t>
+      </w:r>
+      <w:r>
+        <w:rPr>
+          <w:spacing w:val="-4"/>
+          <w:sz w:val="20"/>
+        </w:rPr>
+        <w:t> </w:t>
+      </w:r>
+      <w:r>
+        <w:rPr>
+          <w:sz w:val="20"/>
+        </w:rPr>
+        <w:t>forward</w:t>
+      </w:r>
+      <w:r>
+        <w:rPr>
+          <w:spacing w:val="-3"/>
+          <w:sz w:val="20"/>
+        </w:rPr>
+        <w:t> </w:t>
+      </w:r>
+      <w:r>
+        <w:rPr>
+          <w:sz w:val="20"/>
+        </w:rPr>
+        <w:t>up</w:t>
+      </w:r>
+      <w:r>
+        <w:rPr>
+          <w:spacing w:val="-4"/>
+          <w:sz w:val="20"/>
+        </w:rPr>
+        <w:t> </w:t>
+      </w:r>
+      <w:r>
+        <w:rPr>
+          <w:sz w:val="20"/>
+        </w:rPr>
+        <w:t>to</w:t>
+      </w:r>
+      <w:r>
+        <w:rPr>
+          <w:spacing w:val="-3"/>
+          <w:sz w:val="20"/>
+        </w:rPr>
+        <w:t> </w:t>
+      </w:r>
+      <w:r>
+        <w:rPr>
+          <w:sz w:val="20"/>
+        </w:rPr>
+        <w:t>30</w:t>
+      </w:r>
+      <w:r>
+        <w:rPr>
+          <w:spacing w:val="-3"/>
+          <w:sz w:val="20"/>
+        </w:rPr>
+        <w:t> </w:t>
+      </w:r>
+      <w:r>
+        <w:rPr>
+          <w:sz w:val="20"/>
+        </w:rPr>
+        <w:t>days;</w:t>
+      </w:r>
+      <w:r>
+        <w:rPr>
+          <w:spacing w:val="-4"/>
+          <w:sz w:val="20"/>
+        </w:rPr>
+        <w:t> </w:t>
+      </w:r>
+      <w:r>
+        <w:rPr>
+          <w:sz w:val="20"/>
+        </w:rPr>
+        <w:t>excess</w:t>
+      </w:r>
+      <w:r>
+        <w:rPr>
+          <w:spacing w:val="-3"/>
+          <w:sz w:val="20"/>
+        </w:rPr>
+        <w:t> </w:t>
+      </w:r>
+      <w:r>
+        <w:rPr>
+          <w:sz w:val="20"/>
+        </w:rPr>
+        <w:t>is</w:t>
+      </w:r>
+      <w:r>
+        <w:rPr>
+          <w:spacing w:val="-4"/>
+          <w:sz w:val="20"/>
+        </w:rPr>
+        <w:t> </w:t>
+      </w:r>
+      <w:r>
+        <w:rPr>
+          <w:sz w:val="20"/>
+        </w:rPr>
+        <w:t>encashed</w:t>
+      </w:r>
+      <w:r>
+        <w:rPr>
+          <w:spacing w:val="-3"/>
+          <w:sz w:val="20"/>
+        </w:rPr>
+        <w:t> </w:t>
+      </w:r>
+      <w:r>
+        <w:rPr>
+          <w:sz w:val="20"/>
+        </w:rPr>
+        <w:t>at</w:t>
+      </w:r>
+      <w:r>
+        <w:rPr>
+          <w:spacing w:val="-3"/>
+          <w:sz w:val="20"/>
+        </w:rPr>
+        <w:t> </w:t>
+      </w:r>
+      <w:r>
+        <w:rPr>
+          <w:sz w:val="20"/>
+        </w:rPr>
+        <w:t>year-</w:t>
+      </w:r>
+      <w:r>
+        <w:rPr>
+          <w:spacing w:val="-4"/>
+          <w:sz w:val="20"/>
+        </w:rPr>
+        <w:t>end.</w:t>
+      </w:r>
+    </w:p>
+    <w:p>
+      <w:pPr>
+        <w:pStyle w:val="BodyText"/>
+      </w:pPr>
+    </w:p>
+    <w:p>
+      <w:pPr>
+        <w:pStyle w:val="ListParagraph"/>
+        <w:numPr>
+          <w:ilvl w:val="0"/>
+          <w:numId w:val="2"/>
+        </w:numPr>
+        <w:tabs>
+          <w:tab w:pos="500" w:val="left" w:leader="none"/>
+        </w:tabs>
+        <w:spacing w:line="240" w:lineRule="auto" w:before="0" w:after="0"/>
+        <w:ind w:left="500" w:right="0" w:hanging="359"/>
+        <w:jc w:val="left"/>
+        <w:rPr>
+          <w:sz w:val="20"/>
+        </w:rPr>
+      </w:pPr>
+      <w:r>
+        <w:rPr>
+          <w:sz w:val="20"/>
+        </w:rPr>
+        <w:t>Maternity</w:t>
+      </w:r>
+      <w:r>
+        <w:rPr>
+          <w:spacing w:val="-8"/>
+          <w:sz w:val="20"/>
+        </w:rPr>
+        <w:t> </w:t>
+      </w:r>
+      <w:r>
+        <w:rPr>
+          <w:spacing w:val="-2"/>
+          <w:sz w:val="20"/>
+        </w:rPr>
+        <w:t>Leave</w:t>
+      </w:r>
+    </w:p>
+    <w:p>
+      <w:pPr>
+        <w:pStyle w:val="ListParagraph"/>
+        <w:numPr>
+          <w:ilvl w:val="1"/>
+          <w:numId w:val="2"/>
+        </w:numPr>
+        <w:tabs>
+          <w:tab w:pos="741" w:val="left" w:leader="none"/>
+        </w:tabs>
+        <w:spacing w:line="240" w:lineRule="auto" w:before="0" w:after="0"/>
+        <w:ind w:left="741" w:right="0" w:hanging="240"/>
+        <w:jc w:val="left"/>
+        <w:rPr>
+          <w:sz w:val="20"/>
+        </w:rPr>
+      </w:pPr>
+      <w:r>
+        <w:rPr>
+          <w:sz w:val="20"/>
+        </w:rPr>
+        <w:t>26</w:t>
+      </w:r>
+      <w:r>
+        <w:rPr>
+          <w:spacing w:val="-4"/>
+          <w:sz w:val="20"/>
+        </w:rPr>
+        <w:t> </w:t>
+      </w:r>
+      <w:r>
+        <w:rPr>
+          <w:sz w:val="20"/>
+        </w:rPr>
+        <w:t>weeks</w:t>
+      </w:r>
+      <w:r>
+        <w:rPr>
+          <w:spacing w:val="-3"/>
+          <w:sz w:val="20"/>
+        </w:rPr>
+        <w:t> </w:t>
+      </w:r>
+      <w:r>
+        <w:rPr>
+          <w:sz w:val="20"/>
+        </w:rPr>
+        <w:t>as</w:t>
+      </w:r>
+      <w:r>
+        <w:rPr>
+          <w:spacing w:val="-3"/>
+          <w:sz w:val="20"/>
+        </w:rPr>
+        <w:t> </w:t>
+      </w:r>
+      <w:r>
+        <w:rPr>
+          <w:sz w:val="20"/>
+        </w:rPr>
+        <w:t>per</w:t>
+      </w:r>
+      <w:r>
+        <w:rPr>
+          <w:spacing w:val="-3"/>
+          <w:sz w:val="20"/>
+        </w:rPr>
+        <w:t> </w:t>
+      </w:r>
+      <w:r>
+        <w:rPr>
+          <w:sz w:val="20"/>
+        </w:rPr>
+        <w:t>statutory</w:t>
+      </w:r>
+      <w:r>
+        <w:rPr>
+          <w:spacing w:val="-3"/>
+          <w:sz w:val="20"/>
+        </w:rPr>
+        <w:t> </w:t>
+      </w:r>
+      <w:r>
+        <w:rPr>
+          <w:spacing w:val="-2"/>
+          <w:sz w:val="20"/>
+        </w:rPr>
+        <w:t>guidelines.</w:t>
+      </w:r>
+    </w:p>
+    <w:p>
+      <w:pPr>
+        <w:pStyle w:val="BodyText"/>
+      </w:pPr>
+    </w:p>
+    <w:p>
+      <w:pPr>
+        <w:pStyle w:val="ListParagraph"/>
+        <w:numPr>
+          <w:ilvl w:val="0"/>
+          <w:numId w:val="2"/>
+        </w:numPr>
+        <w:tabs>
+          <w:tab w:pos="500" w:val="left" w:leader="none"/>
+        </w:tabs>
+        <w:spacing w:line="240" w:lineRule="auto" w:before="0" w:after="0"/>
+        <w:ind w:left="500" w:right="0" w:hanging="359"/>
+        <w:jc w:val="left"/>
+        <w:rPr>
+          <w:sz w:val="20"/>
+        </w:rPr>
+      </w:pPr>
+      <w:r>
+        <w:rPr>
+          <w:sz w:val="20"/>
+        </w:rPr>
+        <w:t>Paternity</w:t>
+      </w:r>
+      <w:r>
+        <w:rPr>
+          <w:spacing w:val="-8"/>
+          <w:sz w:val="20"/>
+        </w:rPr>
+        <w:t> </w:t>
+      </w:r>
+      <w:r>
+        <w:rPr>
+          <w:spacing w:val="-2"/>
+          <w:sz w:val="20"/>
+        </w:rPr>
+        <w:t>Leave</w:t>
+      </w:r>
+    </w:p>
+    <w:p>
+      <w:pPr>
+        <w:pStyle w:val="ListParagraph"/>
+        <w:numPr>
+          <w:ilvl w:val="1"/>
+          <w:numId w:val="2"/>
+        </w:numPr>
+        <w:tabs>
+          <w:tab w:pos="741" w:val="left" w:leader="none"/>
+        </w:tabs>
+        <w:spacing w:line="240" w:lineRule="auto" w:before="0" w:after="0"/>
+        <w:ind w:left="741" w:right="0" w:hanging="240"/>
+        <w:jc w:val="left"/>
+        <w:rPr>
+          <w:sz w:val="20"/>
+        </w:rPr>
+      </w:pPr>
+      <w:r>
+        <w:rPr>
+          <w:sz w:val="20"/>
+        </w:rPr>
+        <w:t>10</w:t>
+      </w:r>
+      <w:r>
+        <w:rPr>
+          <w:spacing w:val="-4"/>
+          <w:sz w:val="20"/>
+        </w:rPr>
+        <w:t> </w:t>
+      </w:r>
+      <w:r>
+        <w:rPr>
+          <w:sz w:val="20"/>
+        </w:rPr>
+        <w:t>working</w:t>
+      </w:r>
+      <w:r>
+        <w:rPr>
+          <w:spacing w:val="-3"/>
+          <w:sz w:val="20"/>
+        </w:rPr>
+        <w:t> </w:t>
+      </w:r>
+      <w:r>
+        <w:rPr>
+          <w:spacing w:val="-2"/>
+          <w:sz w:val="20"/>
+        </w:rPr>
+        <w:t>days.</w:t>
+      </w:r>
+    </w:p>
+    <w:p>
+      <w:pPr>
+        <w:pStyle w:val="BodyText"/>
+      </w:pPr>
+    </w:p>
+    <w:p>
+      <w:pPr>
+        <w:pStyle w:val="ListParagraph"/>
+        <w:numPr>
+          <w:ilvl w:val="0"/>
+          <w:numId w:val="2"/>
+        </w:numPr>
+        <w:tabs>
+          <w:tab w:pos="500" w:val="left" w:leader="none"/>
+        </w:tabs>
+        <w:spacing w:line="240" w:lineRule="auto" w:before="0" w:after="0"/>
+        <w:ind w:left="500" w:right="0" w:hanging="359"/>
+        <w:jc w:val="left"/>
+        <w:rPr>
+          <w:sz w:val="20"/>
+        </w:rPr>
+      </w:pPr>
+      <w:r>
+        <w:rPr>
+          <w:sz w:val="20"/>
+        </w:rPr>
+        <w:t>Public</w:t>
+      </w:r>
+      <w:r>
+        <w:rPr>
           <w:spacing w:val="-5"/>
+          <w:sz w:val="20"/>
         </w:rPr>
         <w:t> </w:t>
       </w:r>
       <w:r>
         <w:rPr>
           <w:spacing w:val="-2"/>
-        </w:rPr>
-        <w:t>Policy</w:t>
+          <w:sz w:val="20"/>
+        </w:rPr>
+        <w:t>Holidays</w:t>
+      </w:r>
+    </w:p>
+    <w:p>
+      <w:pPr>
+        <w:pStyle w:val="ListParagraph"/>
+        <w:numPr>
+          <w:ilvl w:val="1"/>
+          <w:numId w:val="2"/>
+        </w:numPr>
+        <w:tabs>
+          <w:tab w:pos="741" w:val="left" w:leader="none"/>
+        </w:tabs>
+        <w:spacing w:line="240" w:lineRule="auto" w:before="0" w:after="0"/>
+        <w:ind w:left="141" w:right="210" w:firstLine="360"/>
+        <w:jc w:val="left"/>
+        <w:rPr>
+          <w:sz w:val="20"/>
+        </w:rPr>
+      </w:pPr>
+      <w:r>
+        <w:rPr>
+          <w:sz w:val="20"/>
+        </w:rPr>
+        <w:t>As</w:t>
+      </w:r>
+      <w:r>
+        <w:rPr>
+          <w:spacing w:val="-4"/>
+          <w:sz w:val="20"/>
+        </w:rPr>
+        <w:t> </w:t>
+      </w:r>
+      <w:r>
+        <w:rPr>
+          <w:sz w:val="20"/>
+        </w:rPr>
+        <w:t>per</w:t>
+      </w:r>
+      <w:r>
+        <w:rPr>
+          <w:spacing w:val="-4"/>
+          <w:sz w:val="20"/>
+        </w:rPr>
+        <w:t> </w:t>
+      </w:r>
+      <w:r>
+        <w:rPr>
+          <w:sz w:val="20"/>
+        </w:rPr>
+        <w:t>the</w:t>
+      </w:r>
+      <w:r>
+        <w:rPr>
+          <w:spacing w:val="-4"/>
+          <w:sz w:val="20"/>
+        </w:rPr>
+        <w:t> </w:t>
+      </w:r>
+      <w:r>
+        <w:rPr>
+          <w:sz w:val="20"/>
+        </w:rPr>
+        <w:t>company's</w:t>
+      </w:r>
+      <w:r>
+        <w:rPr>
+          <w:spacing w:val="-4"/>
+          <w:sz w:val="20"/>
+        </w:rPr>
+        <w:t> </w:t>
+      </w:r>
+      <w:r>
+        <w:rPr>
+          <w:sz w:val="20"/>
+        </w:rPr>
+        <w:t>annual</w:t>
+      </w:r>
+      <w:r>
+        <w:rPr>
+          <w:spacing w:val="-4"/>
+          <w:sz w:val="20"/>
+        </w:rPr>
+        <w:t> </w:t>
+      </w:r>
+      <w:r>
+        <w:rPr>
+          <w:sz w:val="20"/>
+        </w:rPr>
+        <w:t>holiday</w:t>
+      </w:r>
+      <w:r>
+        <w:rPr>
+          <w:spacing w:val="-4"/>
+          <w:sz w:val="20"/>
+        </w:rPr>
+        <w:t> </w:t>
+      </w:r>
+      <w:r>
+        <w:rPr>
+          <w:sz w:val="20"/>
+        </w:rPr>
+        <w:t>calendar</w:t>
+      </w:r>
+      <w:r>
+        <w:rPr>
+          <w:spacing w:val="-4"/>
+          <w:sz w:val="20"/>
+        </w:rPr>
+        <w:t> </w:t>
+      </w:r>
+      <w:r>
+        <w:rPr>
+          <w:sz w:val="20"/>
+        </w:rPr>
+        <w:t>(typically</w:t>
+      </w:r>
+      <w:r>
+        <w:rPr>
+          <w:spacing w:val="-4"/>
+          <w:sz w:val="20"/>
+        </w:rPr>
+        <w:t> </w:t>
+      </w:r>
+      <w:r>
+        <w:rPr>
+          <w:sz w:val="20"/>
+        </w:rPr>
+        <w:t>10-12</w:t>
+      </w:r>
+      <w:r>
+        <w:rPr>
+          <w:spacing w:val="-4"/>
+          <w:sz w:val="20"/>
+        </w:rPr>
+        <w:t> </w:t>
+      </w:r>
+      <w:r>
+        <w:rPr>
+          <w:sz w:val="20"/>
+        </w:rPr>
+        <w:t>declared</w:t>
+      </w:r>
+      <w:r>
+        <w:rPr>
+          <w:sz w:val="20"/>
+        </w:rPr>
+        <w:t> </w:t>
+      </w:r>
+      <w:r>
+        <w:rPr>
+          <w:spacing w:val="-2"/>
+          <w:sz w:val="20"/>
+        </w:rPr>
+        <w:t>holidays).</w:t>
       </w:r>
     </w:p>
     <w:p>
       <w:pPr>
         <w:pStyle w:val="BodyText"/>
-        <w:ind w:left="0"/>
-      </w:pPr>
+      </w:pPr>
+    </w:p>
+    <w:p>
+      <w:pPr>
+        <w:pStyle w:val="ListParagraph"/>
+        <w:numPr>
+          <w:ilvl w:val="0"/>
+          <w:numId w:val="2"/>
+        </w:numPr>
+        <w:tabs>
+          <w:tab w:pos="500" w:val="left" w:leader="none"/>
+        </w:tabs>
+        <w:spacing w:line="240" w:lineRule="auto" w:before="0" w:after="0"/>
+        <w:ind w:left="500" w:right="0" w:hanging="359"/>
+        <w:jc w:val="left"/>
+        <w:rPr>
+          <w:sz w:val="20"/>
+        </w:rPr>
+      </w:pPr>
+      <w:r>
+        <w:rPr>
+          <w:sz w:val="20"/>
+        </w:rPr>
+        <w:t>Leave</w:t>
+      </w:r>
+      <w:r>
+        <w:rPr>
+          <w:spacing w:val="-7"/>
+          <w:sz w:val="20"/>
+        </w:rPr>
+        <w:t> </w:t>
+      </w:r>
+      <w:r>
+        <w:rPr>
+          <w:sz w:val="20"/>
+        </w:rPr>
+        <w:t>Application</w:t>
+      </w:r>
+      <w:r>
+        <w:rPr>
+          <w:spacing w:val="-7"/>
+          <w:sz w:val="20"/>
+        </w:rPr>
+        <w:t> </w:t>
+      </w:r>
+      <w:r>
+        <w:rPr>
+          <w:spacing w:val="-2"/>
+          <w:sz w:val="20"/>
+        </w:rPr>
+        <w:t>Process</w:t>
+      </w:r>
+    </w:p>
+    <w:p>
+      <w:pPr>
+        <w:pStyle w:val="ListParagraph"/>
+        <w:numPr>
+          <w:ilvl w:val="1"/>
+          <w:numId w:val="2"/>
+        </w:numPr>
+        <w:tabs>
+          <w:tab w:pos="741" w:val="left" w:leader="none"/>
+        </w:tabs>
+        <w:spacing w:line="240" w:lineRule="auto" w:before="0" w:after="0"/>
+        <w:ind w:left="141" w:right="90" w:firstLine="360"/>
+        <w:jc w:val="left"/>
+        <w:rPr>
+          <w:sz w:val="20"/>
+        </w:rPr>
+      </w:pPr>
+      <w:r>
+        <w:rPr>
+          <w:sz w:val="20"/>
+        </w:rPr>
+        <w:t>All</w:t>
+      </w:r>
+      <w:r>
+        <w:rPr>
+          <w:spacing w:val="-4"/>
+          <w:sz w:val="20"/>
+        </w:rPr>
+        <w:t> </w:t>
+      </w:r>
+      <w:r>
+        <w:rPr>
+          <w:sz w:val="20"/>
+        </w:rPr>
+        <w:t>leave</w:t>
+      </w:r>
+      <w:r>
+        <w:rPr>
+          <w:spacing w:val="-4"/>
+          <w:sz w:val="20"/>
+        </w:rPr>
+        <w:t> </w:t>
+      </w:r>
+      <w:r>
+        <w:rPr>
+          <w:sz w:val="20"/>
+        </w:rPr>
+        <w:t>requests</w:t>
+      </w:r>
+      <w:r>
+        <w:rPr>
+          <w:spacing w:val="-4"/>
+          <w:sz w:val="20"/>
+        </w:rPr>
+        <w:t> </w:t>
+      </w:r>
+      <w:r>
+        <w:rPr>
+          <w:sz w:val="20"/>
+        </w:rPr>
+        <w:t>must</w:t>
+      </w:r>
+      <w:r>
+        <w:rPr>
+          <w:spacing w:val="-4"/>
+          <w:sz w:val="20"/>
+        </w:rPr>
+        <w:t> </w:t>
+      </w:r>
+      <w:r>
+        <w:rPr>
+          <w:sz w:val="20"/>
+        </w:rPr>
+        <w:t>be</w:t>
+      </w:r>
+      <w:r>
+        <w:rPr>
+          <w:spacing w:val="-4"/>
+          <w:sz w:val="20"/>
+        </w:rPr>
+        <w:t> </w:t>
+      </w:r>
+      <w:r>
+        <w:rPr>
+          <w:sz w:val="20"/>
+        </w:rPr>
+        <w:t>submitted</w:t>
+      </w:r>
+      <w:r>
+        <w:rPr>
+          <w:spacing w:val="-4"/>
+          <w:sz w:val="20"/>
+        </w:rPr>
+        <w:t> </w:t>
+      </w:r>
+      <w:r>
+        <w:rPr>
+          <w:sz w:val="20"/>
+        </w:rPr>
+        <w:t>through</w:t>
+      </w:r>
+      <w:r>
+        <w:rPr>
+          <w:spacing w:val="-4"/>
+          <w:sz w:val="20"/>
+        </w:rPr>
+        <w:t> </w:t>
+      </w:r>
+      <w:r>
+        <w:rPr>
+          <w:sz w:val="20"/>
+        </w:rPr>
+        <w:t>the</w:t>
+      </w:r>
+      <w:r>
+        <w:rPr>
+          <w:spacing w:val="-4"/>
+          <w:sz w:val="20"/>
+        </w:rPr>
+        <w:t> </w:t>
+      </w:r>
+      <w:r>
+        <w:rPr>
+          <w:sz w:val="20"/>
+        </w:rPr>
+        <w:t>HR</w:t>
+      </w:r>
+      <w:r>
+        <w:rPr>
+          <w:spacing w:val="-4"/>
+          <w:sz w:val="20"/>
+        </w:rPr>
+        <w:t> </w:t>
+      </w:r>
+      <w:r>
+        <w:rPr>
+          <w:sz w:val="20"/>
+        </w:rPr>
+        <w:t>portal</w:t>
+      </w:r>
+      <w:r>
+        <w:rPr>
+          <w:spacing w:val="-4"/>
+          <w:sz w:val="20"/>
+        </w:rPr>
+        <w:t> </w:t>
+      </w:r>
+      <w:r>
+        <w:rPr>
+          <w:sz w:val="20"/>
+        </w:rPr>
+        <w:t>and</w:t>
+      </w:r>
+      <w:r>
+        <w:rPr>
+          <w:spacing w:val="-4"/>
+          <w:sz w:val="20"/>
+        </w:rPr>
+        <w:t> </w:t>
+      </w:r>
+      <w:r>
+        <w:rPr>
+          <w:sz w:val="20"/>
+        </w:rPr>
+        <w:t>approved</w:t>
+      </w:r>
+      <w:r>
+        <w:rPr>
+          <w:sz w:val="20"/>
+        </w:rPr>
+        <w:t> by the reporting manager.</w:t>
+      </w:r>
     </w:p>
     <w:p>
       <w:pPr>
         <w:pStyle w:val="BodyText"/>
-        <w:spacing w:line="480" w:lineRule="auto"/>
-        <w:ind w:right="1607"/>
+      </w:pPr>
+    </w:p>
+    <w:p>
+      <w:pPr>
+        <w:pStyle w:val="BodyText"/>
+      </w:pPr>
+    </w:p>
+    <w:p>
+      <w:pPr>
+        <w:pStyle w:val="BodyText"/>
+        <w:ind w:left="141"/>
       </w:pPr>
       <w:r>
         <w:rPr/>
-        <w:t>Employees are entitled to 20 days of annual leave per </w:t>
+        <w:t>SALARY</w:t>
+      </w:r>
+      <w:r>
+        <w:rPr>
+          <w:spacing w:val="-7"/>
+        </w:rPr>
+        <w:t> </w:t>
       </w:r>
       <w:r>
         <w:rPr/>
-        <w:t>year.</w:t>
-      </w:r>
+        <w:t>STRUCTURE</w:t>
+      </w:r>
+      <w:r>
+        <w:rPr>
+          <w:spacing w:val="-6"/>
+        </w:rPr>
+        <w:t> </w:t>
+      </w:r>
+      <w:r>
+        <w:rPr>
+          <w:spacing w:val="-2"/>
+        </w:rPr>
+        <w:t>(SAMPLE)</w:t>
+      </w:r>
+    </w:p>
+    <w:p>
+      <w:pPr>
+        <w:pStyle w:val="BodyText"/>
+        <w:spacing w:before="3"/>
+      </w:pPr>
+    </w:p>
+    <w:p>
+      <w:pPr>
+        <w:pStyle w:val="BodyText"/>
+        <w:spacing w:line="235" w:lineRule="auto"/>
+        <w:ind w:left="141" w:right="5250"/>
+      </w:pPr>
       <w:r>
         <w:rPr/>
-        <w:t> Employees</w:t>
+        <w:t>Designation:</w:t>
+      </w:r>
+      <w:r>
+        <w:rPr>
+          <w:spacing w:val="-17"/>
+        </w:rPr>
+        <w:t> </w:t>
+      </w:r>
+      <w:r>
+        <w:rPr/>
+        <w:t>Software</w:t>
+      </w:r>
+      <w:r>
+        <w:rPr>
+          <w:spacing w:val="-17"/>
+        </w:rPr>
+        <w:t> </w:t>
+      </w:r>
+      <w:r>
+        <w:rPr/>
+        <w:t>Engineer</w:t>
+      </w:r>
+      <w:r>
+        <w:rPr/>
+        <w:t> Annual CTC: </w:t>
+      </w:r>
+      <w:r>
+        <w:rPr>
+          <w:rFonts w:ascii="Calibri" w:hAnsi="Calibri"/>
+        </w:rPr>
+        <w:t>₹</w:t>
+      </w:r>
+      <w:r>
+        <w:rPr/>
+        <w:t>8,00,000</w:t>
+      </w:r>
+    </w:p>
+    <w:p>
+      <w:pPr>
+        <w:pStyle w:val="BodyText"/>
+        <w:spacing w:before="4"/>
+      </w:pPr>
+    </w:p>
+    <w:p>
+      <w:pPr>
+        <w:pStyle w:val="BodyText"/>
+        <w:tabs>
+          <w:tab w:pos="3022" w:val="left" w:leader="none"/>
+        </w:tabs>
+        <w:ind w:left="141"/>
+      </w:pPr>
+      <w:r>
+        <w:rPr>
+          <w:spacing w:val="-2"/>
+        </w:rPr>
+        <w:t>Component</w:t>
+      </w:r>
+      <w:r>
+        <w:rPr/>
+        <w:tab/>
+        <w:t>|</w:t>
+      </w:r>
+      <w:r>
+        <w:rPr>
+          <w:spacing w:val="-4"/>
+        </w:rPr>
+        <w:t> </w:t>
+      </w:r>
+      <w:r>
+        <w:rPr/>
+        <w:t>Monthly</w:t>
+      </w:r>
+      <w:r>
+        <w:rPr>
+          <w:spacing w:val="-4"/>
+        </w:rPr>
+        <w:t> </w:t>
+      </w:r>
+      <w:r>
+        <w:rPr/>
+        <w:t>Amount</w:t>
+      </w:r>
+      <w:r>
+        <w:rPr>
+          <w:spacing w:val="-3"/>
+        </w:rPr>
+        <w:t> </w:t>
       </w:r>
       <w:r>
         <w:rPr>
           <w:spacing w:val="-5"/>
         </w:rPr>
-        <w:t> </w:t>
-      </w:r>
+        <w:t>(</w:t>
+      </w:r>
+      <w:r>
+        <w:rPr>
+          <w:rFonts w:ascii="Calibri" w:hAnsi="Calibri"/>
+          <w:spacing w:val="-5"/>
+        </w:rPr>
+        <w:t>₹</w:t>
+      </w:r>
+      <w:r>
+        <w:rPr>
+          <w:spacing w:val="-5"/>
+        </w:rPr>
+        <w:t>)</w:t>
+      </w:r>
+    </w:p>
+    <w:p>
+      <w:pPr>
+        <w:spacing w:before="8"/>
+        <w:ind w:left="141" w:right="0" w:firstLine="0"/>
+        <w:jc w:val="left"/>
+        <w:rPr>
+          <w:sz w:val="20"/>
+        </w:rPr>
+      </w:pPr>
+      <w:r>
+        <w:rPr>
+          <w:spacing w:val="-2"/>
+          <w:sz w:val="20"/>
+        </w:rPr>
+        <w:t>-------------------------|--------------------</w:t>
+      </w:r>
+    </w:p>
+    <w:p>
+      <w:pPr>
+        <w:spacing w:after="0"/>
+        <w:jc w:val="left"/>
+        <w:rPr>
+          <w:sz w:val="20"/>
+        </w:rPr>
+        <w:sectPr>
+          <w:type w:val="continuous"/>
+          <w:pgSz w:w="11910" w:h="16840"/>
+          <w:pgMar w:top="1040" w:bottom="280" w:left="1559" w:right="992"/>
+        </w:sectPr>
+      </w:pPr>
+    </w:p>
+    <w:tbl>
+      <w:tblPr>
+        <w:tblW w:w="0" w:type="auto"/>
+        <w:jc w:val="left"/>
+        <w:tblInd w:w="99" w:type="dxa"/>
+        <w:tblBorders>
+          <w:top w:val="none" w:sz="0" w:space="0" w:color="auto"/>
+          <w:left w:val="none" w:sz="0" w:space="0" w:color="auto"/>
+          <w:bottom w:val="none" w:sz="0" w:space="0" w:color="auto"/>
+          <w:right w:val="none" w:sz="0" w:space="0" w:color="auto"/>
+          <w:insideH w:val="none" w:sz="0" w:space="0" w:color="auto"/>
+          <w:insideV w:val="none" w:sz="0" w:space="0" w:color="auto"/>
+        </w:tblBorders>
+        <w:tblLayout w:type="fixed"/>
+        <w:tblCellMar>
+          <w:top w:w="0" w:type="dxa"/>
+          <w:left w:w="0" w:type="dxa"/>
+          <w:bottom w:w="0" w:type="dxa"/>
+          <w:right w:w="0" w:type="dxa"/>
+        </w:tblCellMar>
+        <w:tblLook w:val="01E0"/>
+      </w:tblPr>
+      <w:tblGrid>
+        <w:gridCol w:w="2750"/>
+        <w:gridCol w:w="480"/>
+        <w:gridCol w:w="830"/>
+      </w:tblGrid>
+      <w:tr>
+        <w:trPr>
+          <w:trHeight w:val="226" w:hRule="atLeast"/>
+        </w:trPr>
+        <w:tc>
+          <w:tcPr>
+            <w:tcW w:w="2750" w:type="dxa"/>
+          </w:tcPr>
+          <w:p>
+            <w:pPr>
+              <w:pStyle w:val="TableParagraph"/>
+              <w:ind w:left="50"/>
+              <w:rPr>
+                <w:sz w:val="20"/>
+              </w:rPr>
+            </w:pPr>
+            <w:r>
+              <w:rPr>
+                <w:sz w:val="20"/>
+              </w:rPr>
+              <w:t>Basic</w:t>
+            </w:r>
+            <w:r>
+              <w:rPr>
+                <w:spacing w:val="-4"/>
+                <w:sz w:val="20"/>
+              </w:rPr>
+              <w:t> </w:t>
+            </w:r>
+            <w:r>
+              <w:rPr>
+                <w:spacing w:val="-2"/>
+                <w:sz w:val="20"/>
+              </w:rPr>
+              <w:t>Salary</w:t>
+            </w:r>
+          </w:p>
+        </w:tc>
+        <w:tc>
+          <w:tcPr>
+            <w:tcW w:w="480" w:type="dxa"/>
+          </w:tcPr>
+          <w:p>
+            <w:pPr>
+              <w:pStyle w:val="TableParagraph"/>
+              <w:ind w:right="57"/>
+              <w:jc w:val="right"/>
+              <w:rPr>
+                <w:sz w:val="20"/>
+              </w:rPr>
+            </w:pPr>
+            <w:r>
+              <w:rPr>
+                <w:spacing w:val="-10"/>
+                <w:sz w:val="20"/>
+              </w:rPr>
+              <w:t>|</w:t>
+            </w:r>
+          </w:p>
+        </w:tc>
+        <w:tc>
+          <w:tcPr>
+            <w:tcW w:w="830" w:type="dxa"/>
+          </w:tcPr>
+          <w:p>
+            <w:pPr>
+              <w:pStyle w:val="TableParagraph"/>
+              <w:ind w:left="10"/>
+              <w:jc w:val="center"/>
+              <w:rPr>
+                <w:sz w:val="20"/>
+              </w:rPr>
+            </w:pPr>
+            <w:r>
+              <w:rPr>
+                <w:spacing w:val="-2"/>
+                <w:sz w:val="20"/>
+              </w:rPr>
+              <w:t>33,333</w:t>
+            </w:r>
+          </w:p>
+        </w:tc>
+      </w:tr>
+      <w:tr>
+        <w:trPr>
+          <w:trHeight w:val="226" w:hRule="atLeast"/>
+        </w:trPr>
+        <w:tc>
+          <w:tcPr>
+            <w:tcW w:w="2750" w:type="dxa"/>
+          </w:tcPr>
+          <w:p>
+            <w:pPr>
+              <w:pStyle w:val="TableParagraph"/>
+              <w:ind w:left="50"/>
+              <w:rPr>
+                <w:sz w:val="20"/>
+              </w:rPr>
+            </w:pPr>
+            <w:r>
+              <w:rPr>
+                <w:sz w:val="20"/>
+              </w:rPr>
+              <w:t>House</w:t>
+            </w:r>
+            <w:r>
+              <w:rPr>
+                <w:spacing w:val="-4"/>
+                <w:sz w:val="20"/>
+              </w:rPr>
+              <w:t> </w:t>
+            </w:r>
+            <w:r>
+              <w:rPr>
+                <w:sz w:val="20"/>
+              </w:rPr>
+              <w:t>Rent</w:t>
+            </w:r>
+            <w:r>
+              <w:rPr>
+                <w:spacing w:val="-3"/>
+                <w:sz w:val="20"/>
+              </w:rPr>
+              <w:t> </w:t>
+            </w:r>
+            <w:r>
+              <w:rPr>
+                <w:spacing w:val="-2"/>
+                <w:sz w:val="20"/>
+              </w:rPr>
+              <w:t>Allowance</w:t>
+            </w:r>
+          </w:p>
+        </w:tc>
+        <w:tc>
+          <w:tcPr>
+            <w:tcW w:w="480" w:type="dxa"/>
+          </w:tcPr>
+          <w:p>
+            <w:pPr>
+              <w:pStyle w:val="TableParagraph"/>
+              <w:ind w:right="57"/>
+              <w:jc w:val="right"/>
+              <w:rPr>
+                <w:sz w:val="20"/>
+              </w:rPr>
+            </w:pPr>
+            <w:r>
+              <w:rPr>
+                <w:spacing w:val="-10"/>
+                <w:sz w:val="20"/>
+              </w:rPr>
+              <w:t>|</w:t>
+            </w:r>
+          </w:p>
+        </w:tc>
+        <w:tc>
+          <w:tcPr>
+            <w:tcW w:w="830" w:type="dxa"/>
+          </w:tcPr>
+          <w:p>
+            <w:pPr>
+              <w:pStyle w:val="TableParagraph"/>
+              <w:ind w:left="10"/>
+              <w:jc w:val="center"/>
+              <w:rPr>
+                <w:sz w:val="20"/>
+              </w:rPr>
+            </w:pPr>
+            <w:r>
+              <w:rPr>
+                <w:spacing w:val="-2"/>
+                <w:sz w:val="20"/>
+              </w:rPr>
+              <w:t>16,667</w:t>
+            </w:r>
+          </w:p>
+        </w:tc>
+      </w:tr>
+      <w:tr>
+        <w:trPr>
+          <w:trHeight w:val="226" w:hRule="atLeast"/>
+        </w:trPr>
+        <w:tc>
+          <w:tcPr>
+            <w:tcW w:w="2750" w:type="dxa"/>
+          </w:tcPr>
+          <w:p>
+            <w:pPr>
+              <w:pStyle w:val="TableParagraph"/>
+              <w:ind w:left="50"/>
+              <w:rPr>
+                <w:sz w:val="20"/>
+              </w:rPr>
+            </w:pPr>
+            <w:r>
+              <w:rPr>
+                <w:sz w:val="20"/>
+              </w:rPr>
+              <w:t>Special</w:t>
+            </w:r>
+            <w:r>
+              <w:rPr>
+                <w:spacing w:val="-6"/>
+                <w:sz w:val="20"/>
+              </w:rPr>
+              <w:t> </w:t>
+            </w:r>
+            <w:r>
+              <w:rPr>
+                <w:spacing w:val="-2"/>
+                <w:sz w:val="20"/>
+              </w:rPr>
+              <w:t>Allowance</w:t>
+            </w:r>
+          </w:p>
+        </w:tc>
+        <w:tc>
+          <w:tcPr>
+            <w:tcW w:w="480" w:type="dxa"/>
+          </w:tcPr>
+          <w:p>
+            <w:pPr>
+              <w:pStyle w:val="TableParagraph"/>
+              <w:ind w:right="57"/>
+              <w:jc w:val="right"/>
+              <w:rPr>
+                <w:sz w:val="20"/>
+              </w:rPr>
+            </w:pPr>
+            <w:r>
+              <w:rPr>
+                <w:spacing w:val="-10"/>
+                <w:sz w:val="20"/>
+              </w:rPr>
+              <w:t>|</w:t>
+            </w:r>
+          </w:p>
+        </w:tc>
+        <w:tc>
+          <w:tcPr>
+            <w:tcW w:w="830" w:type="dxa"/>
+          </w:tcPr>
+          <w:p>
+            <w:pPr>
+              <w:pStyle w:val="TableParagraph"/>
+              <w:ind w:left="10"/>
+              <w:jc w:val="center"/>
+              <w:rPr>
+                <w:sz w:val="20"/>
+              </w:rPr>
+            </w:pPr>
+            <w:r>
+              <w:rPr>
+                <w:spacing w:val="-2"/>
+                <w:sz w:val="20"/>
+              </w:rPr>
+              <w:t>12,000</w:t>
+            </w:r>
+          </w:p>
+        </w:tc>
+      </w:tr>
+      <w:tr>
+        <w:trPr>
+          <w:trHeight w:val="226" w:hRule="atLeast"/>
+        </w:trPr>
+        <w:tc>
+          <w:tcPr>
+            <w:tcW w:w="2750" w:type="dxa"/>
+          </w:tcPr>
+          <w:p>
+            <w:pPr>
+              <w:pStyle w:val="TableParagraph"/>
+              <w:ind w:left="50"/>
+              <w:rPr>
+                <w:sz w:val="20"/>
+              </w:rPr>
+            </w:pPr>
+            <w:r>
+              <w:rPr>
+                <w:sz w:val="20"/>
+              </w:rPr>
+              <w:t>Conveyance</w:t>
+            </w:r>
+            <w:r>
+              <w:rPr>
+                <w:spacing w:val="-9"/>
+                <w:sz w:val="20"/>
+              </w:rPr>
+              <w:t> </w:t>
+            </w:r>
+            <w:r>
+              <w:rPr>
+                <w:spacing w:val="-2"/>
+                <w:sz w:val="20"/>
+              </w:rPr>
+              <w:t>Allowance</w:t>
+            </w:r>
+          </w:p>
+        </w:tc>
+        <w:tc>
+          <w:tcPr>
+            <w:tcW w:w="480" w:type="dxa"/>
+          </w:tcPr>
+          <w:p>
+            <w:pPr>
+              <w:pStyle w:val="TableParagraph"/>
+              <w:ind w:right="57"/>
+              <w:jc w:val="right"/>
+              <w:rPr>
+                <w:sz w:val="20"/>
+              </w:rPr>
+            </w:pPr>
+            <w:r>
+              <w:rPr>
+                <w:spacing w:val="-10"/>
+                <w:sz w:val="20"/>
+              </w:rPr>
+              <w:t>|</w:t>
+            </w:r>
+          </w:p>
+        </w:tc>
+        <w:tc>
+          <w:tcPr>
+            <w:tcW w:w="830" w:type="dxa"/>
+          </w:tcPr>
+          <w:p>
+            <w:pPr>
+              <w:pStyle w:val="TableParagraph"/>
+              <w:ind w:left="10" w:right="117"/>
+              <w:jc w:val="center"/>
+              <w:rPr>
+                <w:sz w:val="20"/>
+              </w:rPr>
+            </w:pPr>
+            <w:r>
+              <w:rPr>
+                <w:spacing w:val="-2"/>
+                <w:sz w:val="20"/>
+              </w:rPr>
+              <w:t>2,000</w:t>
+            </w:r>
+          </w:p>
+        </w:tc>
+      </w:tr>
+      <w:tr>
+        <w:trPr>
+          <w:trHeight w:val="226" w:hRule="atLeast"/>
+        </w:trPr>
+        <w:tc>
+          <w:tcPr>
+            <w:tcW w:w="2750" w:type="dxa"/>
+          </w:tcPr>
+          <w:p>
+            <w:pPr>
+              <w:pStyle w:val="TableParagraph"/>
+              <w:ind w:left="50"/>
+              <w:rPr>
+                <w:sz w:val="20"/>
+              </w:rPr>
+            </w:pPr>
+            <w:r>
+              <w:rPr>
+                <w:sz w:val="20"/>
+              </w:rPr>
+              <w:t>Medical</w:t>
+            </w:r>
+            <w:r>
+              <w:rPr>
+                <w:spacing w:val="-6"/>
+                <w:sz w:val="20"/>
+              </w:rPr>
+              <w:t> </w:t>
+            </w:r>
+            <w:r>
+              <w:rPr>
+                <w:spacing w:val="-2"/>
+                <w:sz w:val="20"/>
+              </w:rPr>
+              <w:t>Allowance</w:t>
+            </w:r>
+          </w:p>
+        </w:tc>
+        <w:tc>
+          <w:tcPr>
+            <w:tcW w:w="480" w:type="dxa"/>
+          </w:tcPr>
+          <w:p>
+            <w:pPr>
+              <w:pStyle w:val="TableParagraph"/>
+              <w:ind w:right="57"/>
+              <w:jc w:val="right"/>
+              <w:rPr>
+                <w:sz w:val="20"/>
+              </w:rPr>
+            </w:pPr>
+            <w:r>
+              <w:rPr>
+                <w:spacing w:val="-10"/>
+                <w:sz w:val="20"/>
+              </w:rPr>
+              <w:t>|</w:t>
+            </w:r>
+          </w:p>
+        </w:tc>
+        <w:tc>
+          <w:tcPr>
+            <w:tcW w:w="830" w:type="dxa"/>
+          </w:tcPr>
+          <w:p>
+            <w:pPr>
+              <w:pStyle w:val="TableParagraph"/>
+              <w:ind w:left="10" w:right="117"/>
+              <w:jc w:val="center"/>
+              <w:rPr>
+                <w:sz w:val="20"/>
+              </w:rPr>
+            </w:pPr>
+            <w:r>
+              <w:rPr>
+                <w:spacing w:val="-2"/>
+                <w:sz w:val="20"/>
+              </w:rPr>
+              <w:t>1,250</w:t>
+            </w:r>
+          </w:p>
+        </w:tc>
+      </w:tr>
+    </w:tbl>
+    <w:p>
+      <w:pPr>
+        <w:pStyle w:val="BodyText"/>
+        <w:tabs>
+          <w:tab w:pos="3141" w:val="left" w:leader="none"/>
+        </w:tabs>
+        <w:spacing w:before="19"/>
+        <w:ind w:left="141" w:right="5250"/>
+      </w:pPr>
       <w:r>
         <w:rPr/>
-        <w:t>should</w:t>
+        <w:t>Provident Fund (Employer)| </w:t>
+      </w:r>
+      <w:r>
+        <w:rPr/>
+        <w:t>4,000</w:t>
+      </w:r>
+      <w:r>
+        <w:rPr/>
+        <w:t> Gross Monthly Salary</w:t>
+        <w:tab/>
+        <w:t>|</w:t>
+      </w:r>
+      <w:r>
+        <w:rPr>
+          <w:spacing w:val="-32"/>
+        </w:rPr>
+        <w:t> </w:t>
+      </w:r>
+      <w:r>
+        <w:rPr/>
+        <w:t>65,250</w:t>
+      </w:r>
+    </w:p>
+    <w:p>
+      <w:pPr>
+        <w:pStyle w:val="BodyText"/>
+        <w:spacing w:before="226"/>
+        <w:ind w:left="141"/>
+      </w:pPr>
+      <w:r>
+        <w:rPr>
+          <w:spacing w:val="-2"/>
+        </w:rPr>
+        <w:t>Deductions:</w:t>
+      </w:r>
+    </w:p>
+    <w:p>
+      <w:pPr>
+        <w:pStyle w:val="ListParagraph"/>
+        <w:numPr>
+          <w:ilvl w:val="0"/>
+          <w:numId w:val="3"/>
+        </w:numPr>
+        <w:tabs>
+          <w:tab w:pos="381" w:val="left" w:leader="none"/>
+        </w:tabs>
+        <w:spacing w:line="240" w:lineRule="auto" w:before="0" w:after="0"/>
+        <w:ind w:left="381" w:right="0" w:hanging="240"/>
+        <w:jc w:val="left"/>
+        <w:rPr>
+          <w:sz w:val="20"/>
+        </w:rPr>
+      </w:pPr>
+      <w:r>
+        <w:rPr>
+          <w:sz w:val="20"/>
+        </w:rPr>
+        <w:t>Provident</w:t>
+      </w:r>
+      <w:r>
+        <w:rPr>
+          <w:spacing w:val="-7"/>
+          <w:sz w:val="20"/>
+        </w:rPr>
+        <w:t> </w:t>
+      </w:r>
+      <w:r>
+        <w:rPr>
+          <w:sz w:val="20"/>
+        </w:rPr>
+        <w:t>Fund</w:t>
+      </w:r>
+      <w:r>
+        <w:rPr>
+          <w:spacing w:val="-7"/>
+          <w:sz w:val="20"/>
+        </w:rPr>
+        <w:t> </w:t>
+      </w:r>
+      <w:r>
+        <w:rPr>
+          <w:sz w:val="20"/>
+        </w:rPr>
+        <w:t>(Employee):</w:t>
+      </w:r>
+      <w:r>
+        <w:rPr>
+          <w:spacing w:val="-7"/>
+          <w:sz w:val="20"/>
+        </w:rPr>
+        <w:t> </w:t>
+      </w:r>
+      <w:r>
+        <w:rPr>
+          <w:spacing w:val="-2"/>
+          <w:sz w:val="20"/>
+        </w:rPr>
+        <w:t>4,000</w:t>
+      </w:r>
+    </w:p>
+    <w:p>
+      <w:pPr>
+        <w:pStyle w:val="ListParagraph"/>
+        <w:numPr>
+          <w:ilvl w:val="0"/>
+          <w:numId w:val="3"/>
+        </w:numPr>
+        <w:tabs>
+          <w:tab w:pos="381" w:val="left" w:leader="none"/>
+        </w:tabs>
+        <w:spacing w:line="240" w:lineRule="auto" w:before="0" w:after="0"/>
+        <w:ind w:left="381" w:right="0" w:hanging="240"/>
+        <w:jc w:val="left"/>
+        <w:rPr>
+          <w:sz w:val="20"/>
+        </w:rPr>
+      </w:pPr>
+      <w:r>
+        <w:rPr>
+          <w:sz w:val="20"/>
+        </w:rPr>
+        <w:t>Professional</w:t>
+      </w:r>
+      <w:r>
+        <w:rPr>
+          <w:spacing w:val="-7"/>
+          <w:sz w:val="20"/>
+        </w:rPr>
+        <w:t> </w:t>
+      </w:r>
+      <w:r>
+        <w:rPr>
+          <w:sz w:val="20"/>
+        </w:rPr>
+        <w:t>Tax:</w:t>
+      </w:r>
+      <w:r>
+        <w:rPr>
+          <w:spacing w:val="-7"/>
+          <w:sz w:val="20"/>
+        </w:rPr>
+        <w:t> </w:t>
       </w:r>
       <w:r>
         <w:rPr>
           <w:spacing w:val="-5"/>
-        </w:rPr>
-        <w:t> </w:t>
-      </w:r>
+          <w:sz w:val="20"/>
+        </w:rPr>
+        <w:t>200</w:t>
+      </w:r>
+    </w:p>
+    <w:p>
+      <w:pPr>
+        <w:pStyle w:val="ListParagraph"/>
+        <w:numPr>
+          <w:ilvl w:val="0"/>
+          <w:numId w:val="3"/>
+        </w:numPr>
+        <w:tabs>
+          <w:tab w:pos="381" w:val="left" w:leader="none"/>
+        </w:tabs>
+        <w:spacing w:line="240" w:lineRule="auto" w:before="0" w:after="0"/>
+        <w:ind w:left="381" w:right="0" w:hanging="240"/>
+        <w:jc w:val="left"/>
+        <w:rPr>
+          <w:sz w:val="20"/>
+        </w:rPr>
+      </w:pPr>
+      <w:r>
+        <w:rPr>
+          <w:sz w:val="20"/>
+        </w:rPr>
+        <w:t>Income</w:t>
+      </w:r>
+      <w:r>
+        <w:rPr>
+          <w:spacing w:val="-4"/>
+          <w:sz w:val="20"/>
+        </w:rPr>
+        <w:t> </w:t>
+      </w:r>
+      <w:r>
+        <w:rPr>
+          <w:sz w:val="20"/>
+        </w:rPr>
+        <w:t>Tax</w:t>
+      </w:r>
+      <w:r>
+        <w:rPr>
+          <w:spacing w:val="-4"/>
+          <w:sz w:val="20"/>
+        </w:rPr>
+        <w:t> </w:t>
+      </w:r>
+      <w:r>
+        <w:rPr>
+          <w:sz w:val="20"/>
+        </w:rPr>
+        <w:t>(TDS):</w:t>
+      </w:r>
+      <w:r>
+        <w:rPr>
+          <w:spacing w:val="-4"/>
+          <w:sz w:val="20"/>
+        </w:rPr>
+        <w:t> </w:t>
+      </w:r>
+      <w:r>
+        <w:rPr>
+          <w:sz w:val="20"/>
+        </w:rPr>
+        <w:t>As</w:t>
+      </w:r>
+      <w:r>
+        <w:rPr>
+          <w:spacing w:val="-4"/>
+          <w:sz w:val="20"/>
+        </w:rPr>
+        <w:t> </w:t>
+      </w:r>
+      <w:r>
+        <w:rPr>
+          <w:sz w:val="20"/>
+        </w:rPr>
+        <w:t>per</w:t>
+      </w:r>
+      <w:r>
+        <w:rPr>
+          <w:spacing w:val="-4"/>
+          <w:sz w:val="20"/>
+        </w:rPr>
+        <w:t> </w:t>
+      </w:r>
+      <w:r>
+        <w:rPr>
+          <w:sz w:val="20"/>
+        </w:rPr>
+        <w:t>applicable</w:t>
+      </w:r>
+      <w:r>
+        <w:rPr>
+          <w:spacing w:val="-4"/>
+          <w:sz w:val="20"/>
+        </w:rPr>
+        <w:t> slab</w:t>
+      </w:r>
+    </w:p>
+    <w:p>
+      <w:pPr>
+        <w:pStyle w:val="BodyText"/>
+      </w:pPr>
+    </w:p>
+    <w:p>
+      <w:pPr>
+        <w:pStyle w:val="BodyText"/>
+        <w:ind w:left="141"/>
+      </w:pPr>
       <w:r>
         <w:rPr/>
-        <w:t>submit</w:t>
-      </w:r>
-      <w:r>
-        <w:rPr>
-          <w:spacing w:val="-5"/>
+        <w:t>Net</w:t>
+      </w:r>
+      <w:r>
+        <w:rPr>
+          <w:spacing w:val="-6"/>
         </w:rPr>
         <w:t> </w:t>
       </w:r>
       <w:r>
         <w:rPr/>
-        <w:t>leave</w:t>
-      </w:r>
-      <w:r>
-        <w:rPr>
-          <w:spacing w:val="-5"/>
+        <w:t>Monthly</w:t>
+      </w:r>
+      <w:r>
+        <w:rPr>
+          <w:spacing w:val="-4"/>
         </w:rPr>
         <w:t> </w:t>
       </w:r>
       <w:r>
         <w:rPr/>
-        <w:t>requests</w:t>
-      </w:r>
-      <w:r>
-        <w:rPr>
-          <w:spacing w:val="-5"/>
+        <w:t>Salary</w:t>
+      </w:r>
+      <w:r>
+        <w:rPr>
+          <w:spacing w:val="-4"/>
         </w:rPr>
         <w:t> </w:t>
       </w:r>
       <w:r>
         <w:rPr/>
-        <w:t>through</w:t>
-      </w:r>
-      <w:r>
-        <w:rPr>
-          <w:spacing w:val="-5"/>
+        <w:t>(Approx):</w:t>
+      </w:r>
+      <w:r>
+        <w:rPr>
+          <w:spacing w:val="-4"/>
         </w:rPr>
         <w:t> </w:t>
       </w:r>
       <w:r>
         <w:rPr/>
-        <w:t>the</w:t>
-      </w:r>
-      <w:r>
-        <w:rPr>
-          <w:spacing w:val="-5"/>
+        <w:t>60,000</w:t>
+      </w:r>
+      <w:r>
+        <w:rPr>
+          <w:spacing w:val="-4"/>
         </w:rPr>
         <w:t> </w:t>
       </w:r>
       <w:r>
         <w:rPr/>
-        <w:t>HR</w:t>
-      </w:r>
-      <w:r>
-        <w:rPr>
-          <w:spacing w:val="-5"/>
+        <w:t>-</w:t>
+      </w:r>
+      <w:r>
+        <w:rPr>
+          <w:spacing w:val="-4"/>
         </w:rPr>
         <w:t> </w:t>
       </w:r>
       <w:r>
         <w:rPr/>
-        <w:t>portal.</w:t>
+        <w:t>61,000</w:t>
+      </w:r>
+      <w:r>
+        <w:rPr>
+          <w:spacing w:val="-4"/>
+        </w:rPr>
+        <w:t> </w:t>
+      </w:r>
+      <w:r>
+        <w:rPr/>
+        <w:t>(varies</w:t>
+      </w:r>
+      <w:r>
+        <w:rPr>
+          <w:spacing w:val="-4"/>
+        </w:rPr>
+        <w:t> </w:t>
+      </w:r>
+      <w:r>
+        <w:rPr/>
+        <w:t>based</w:t>
+      </w:r>
+      <w:r>
+        <w:rPr>
+          <w:spacing w:val="-4"/>
+        </w:rPr>
+        <w:t> </w:t>
+      </w:r>
+      <w:r>
+        <w:rPr/>
+        <w:t>on</w:t>
+      </w:r>
+      <w:r>
+        <w:rPr>
+          <w:spacing w:val="-4"/>
+        </w:rPr>
+        <w:t> </w:t>
+      </w:r>
+      <w:r>
+        <w:rPr/>
+        <w:t>tax</w:t>
+      </w:r>
+      <w:r>
+        <w:rPr>
+          <w:spacing w:val="-4"/>
+        </w:rPr>
+        <w:t> </w:t>
+      </w:r>
+      <w:r>
+        <w:rPr>
+          <w:spacing w:val="-2"/>
+        </w:rPr>
+        <w:t>slab)</w:t>
       </w:r>
     </w:p>
     <w:p>
       <w:pPr>
         <w:pStyle w:val="BodyText"/>
       </w:pPr>
+    </w:p>
+    <w:p>
+      <w:pPr>
+        <w:pStyle w:val="BodyText"/>
+        <w:ind w:left="141"/>
+      </w:pPr>
       <w:r>
         <w:rPr/>
-        <w:t>Leave</w:t>
-      </w:r>
-      <w:r>
-        <w:rPr>
-          <w:spacing w:val="-6"/>
-        </w:rPr>
-        <w:t> </w:t>
+        <w:t>Note: This is a sample document for illustrative purposes only. </w:t>
       </w:r>
       <w:r>
         <w:rPr/>
-        <w:t>requests</w:t>
-      </w:r>
-      <w:r>
-        <w:rPr>
-          <w:spacing w:val="-4"/>
-        </w:rPr>
-        <w:t> </w:t>
+        <w:t>Actual</w:t>
       </w:r>
       <w:r>
         <w:rPr/>
-        <w:t>should</w:t>
+        <w:t> company</w:t>
       </w:r>
       <w:r>
         <w:rPr>
@@ -175,7 +4194,7 @@
       </w:r>
       <w:r>
         <w:rPr/>
-        <w:t>be</w:t>
+        <w:t>policies</w:t>
       </w:r>
       <w:r>
         <w:rPr>
@@ -185,7 +4204,7 @@
       </w:r>
       <w:r>
         <w:rPr/>
-        <w:t>submitted</w:t>
+        <w:t>and</w:t>
       </w:r>
       <w:r>
         <w:rPr>
@@ -195,7 +4214,7 @@
       </w:r>
       <w:r>
         <w:rPr/>
-        <w:t>at</w:t>
+        <w:t>salary</w:t>
       </w:r>
       <w:r>
         <w:rPr>
@@ -205,7 +4224,7 @@
       </w:r>
       <w:r>
         <w:rPr/>
-        <w:t>least</w:t>
+        <w:t>structures</w:t>
       </w:r>
       <w:r>
         <w:rPr>
@@ -215,7 +4234,7 @@
       </w:r>
       <w:r>
         <w:rPr/>
-        <w:t>three</w:t>
+        <w:t>may</w:t>
       </w:r>
       <w:r>
         <w:rPr>
@@ -225,7 +4244,7 @@
       </w:r>
       <w:r>
         <w:rPr/>
-        <w:t>working</w:t>
+        <w:t>vary</w:t>
       </w:r>
       <w:r>
         <w:rPr>
@@ -235,7 +4254,7 @@
       </w:r>
       <w:r>
         <w:rPr/>
-        <w:t>days</w:t>
+        <w:t>based</w:t>
       </w:r>
       <w:r>
         <w:rPr>
@@ -245,28 +4264,451 @@
       </w:r>
       <w:r>
         <w:rPr/>
-        <w:t>in</w:t>
-      </w:r>
-      <w:r>
-        <w:rPr>
-          <w:spacing w:val="-4"/>
-        </w:rPr>
+        <w:t>on</w:t>
+      </w:r>
+      <w:r>
+        <w:rPr>
+          <w:spacing w:val="-4"/>
+        </w:rPr>
+        <w:t> </w:t>
+      </w:r>
+      <w:r>
+        <w:rPr/>
+        <w:t>organizational</w:t>
+      </w:r>
+      <w:r>
+        <w:rPr/>
         <w:t> </w:t>
       </w:r>
       <w:r>
         <w:rPr>
           <w:spacing w:val="-2"/>
         </w:rPr>
-        <w:t>advance.</w:t>
+        <w:t>guidelines.</w:t>
       </w:r>
     </w:p>
     <w:sectPr>
-      <w:type w:val="continuous"/>
       <w:pgSz w:w="11910" w:h="16840"/>
-      <w:pgMar w:top="1040" w:bottom="280" w:left="1559" w:right="1275"/>
+      <w:pgMar w:top="1100" w:bottom="280" w:left="1559" w:right="992"/>
     </w:sectPr>
   </w:body>
 </w:document>
+</file>
+
+<file path=word/numbering.xml><?xml version="1.0" encoding="utf-8"?>
+<w:numbering xmlns:ve="http://schemas.openxmlformats.org/markup-compatibility/2006" xmlns:o="urn:schemas-microsoft-com:office:office" xmlns:r="http://schemas.openxmlformats.org/officeDocument/2006/relationships" xmlns:m="http://schemas.openxmlformats.org/officeDocument/2006/math" xmlns:v="urn:schemas-microsoft-com:vml" xmlns:wp="http://schemas.openxmlformats.org/drawingml/2006/wordprocessingDrawing" xmlns:w10="urn:schemas-microsoft-com:office:word" xmlns:w="http://schemas.openxmlformats.org/wordprocessingml/2006/main" xmlns:wne="http://schemas.microsoft.com/office/word/2006/wordml">
+  <w:abstractNum w:abstractNumId="2">
+    <w:multiLevelType w:val="hybridMultilevel"/>
+    <w:lvl w:ilvl="0">
+      <w:start w:val="0"/>
+      <w:numFmt w:val="bullet"/>
+      <w:lvlText w:val="-"/>
+      <w:lvlJc w:val="left"/>
+      <w:pPr>
+        <w:ind w:left="381" w:hanging="241"/>
+      </w:pPr>
+      <w:rPr>
+        <w:rFonts w:hint="default" w:ascii="Courier New" w:hAnsi="Courier New" w:eastAsia="Courier New" w:cs="Courier New"/>
+        <w:b w:val="0"/>
+        <w:bCs w:val="0"/>
+        <w:i w:val="0"/>
+        <w:iCs w:val="0"/>
+        <w:spacing w:val="0"/>
+        <w:w w:val="100"/>
+        <w:sz w:val="20"/>
+        <w:szCs w:val="20"/>
+        <w:lang w:val="en-US" w:eastAsia="en-US" w:bidi="ar-SA"/>
+      </w:rPr>
+    </w:lvl>
+    <w:lvl w:ilvl="1">
+      <w:start w:val="0"/>
+      <w:numFmt w:val="bullet"/>
+      <w:lvlText w:val="•"/>
+      <w:lvlJc w:val="left"/>
+      <w:pPr>
+        <w:ind w:left="1277" w:hanging="241"/>
+      </w:pPr>
+      <w:rPr>
+        <w:rFonts w:hint="default"/>
+        <w:lang w:val="en-US" w:eastAsia="en-US" w:bidi="ar-SA"/>
+      </w:rPr>
+    </w:lvl>
+    <w:lvl w:ilvl="2">
+      <w:start w:val="0"/>
+      <w:numFmt w:val="bullet"/>
+      <w:lvlText w:val="•"/>
+      <w:lvlJc w:val="left"/>
+      <w:pPr>
+        <w:ind w:left="2174" w:hanging="241"/>
+      </w:pPr>
+      <w:rPr>
+        <w:rFonts w:hint="default"/>
+        <w:lang w:val="en-US" w:eastAsia="en-US" w:bidi="ar-SA"/>
+      </w:rPr>
+    </w:lvl>
+    <w:lvl w:ilvl="3">
+      <w:start w:val="0"/>
+      <w:numFmt w:val="bullet"/>
+      <w:lvlText w:val="•"/>
+      <w:lvlJc w:val="left"/>
+      <w:pPr>
+        <w:ind w:left="3072" w:hanging="241"/>
+      </w:pPr>
+      <w:rPr>
+        <w:rFonts w:hint="default"/>
+        <w:lang w:val="en-US" w:eastAsia="en-US" w:bidi="ar-SA"/>
+      </w:rPr>
+    </w:lvl>
+    <w:lvl w:ilvl="4">
+      <w:start w:val="0"/>
+      <w:numFmt w:val="bullet"/>
+      <w:lvlText w:val="•"/>
+      <w:lvlJc w:val="left"/>
+      <w:pPr>
+        <w:ind w:left="3969" w:hanging="241"/>
+      </w:pPr>
+      <w:rPr>
+        <w:rFonts w:hint="default"/>
+        <w:lang w:val="en-US" w:eastAsia="en-US" w:bidi="ar-SA"/>
+      </w:rPr>
+    </w:lvl>
+    <w:lvl w:ilvl="5">
+      <w:start w:val="0"/>
+      <w:numFmt w:val="bullet"/>
+      <w:lvlText w:val="•"/>
+      <w:lvlJc w:val="left"/>
+      <w:pPr>
+        <w:ind w:left="4867" w:hanging="241"/>
+      </w:pPr>
+      <w:rPr>
+        <w:rFonts w:hint="default"/>
+        <w:lang w:val="en-US" w:eastAsia="en-US" w:bidi="ar-SA"/>
+      </w:rPr>
+    </w:lvl>
+    <w:lvl w:ilvl="6">
+      <w:start w:val="0"/>
+      <w:numFmt w:val="bullet"/>
+      <w:lvlText w:val="•"/>
+      <w:lvlJc w:val="left"/>
+      <w:pPr>
+        <w:ind w:left="5764" w:hanging="241"/>
+      </w:pPr>
+      <w:rPr>
+        <w:rFonts w:hint="default"/>
+        <w:lang w:val="en-US" w:eastAsia="en-US" w:bidi="ar-SA"/>
+      </w:rPr>
+    </w:lvl>
+    <w:lvl w:ilvl="7">
+      <w:start w:val="0"/>
+      <w:numFmt w:val="bullet"/>
+      <w:lvlText w:val="•"/>
+      <w:lvlJc w:val="left"/>
+      <w:pPr>
+        <w:ind w:left="6662" w:hanging="241"/>
+      </w:pPr>
+      <w:rPr>
+        <w:rFonts w:hint="default"/>
+        <w:lang w:val="en-US" w:eastAsia="en-US" w:bidi="ar-SA"/>
+      </w:rPr>
+    </w:lvl>
+    <w:lvl w:ilvl="8">
+      <w:start w:val="0"/>
+      <w:numFmt w:val="bullet"/>
+      <w:lvlText w:val="•"/>
+      <w:lvlJc w:val="left"/>
+      <w:pPr>
+        <w:ind w:left="7559" w:hanging="241"/>
+      </w:pPr>
+      <w:rPr>
+        <w:rFonts w:hint="default"/>
+        <w:lang w:val="en-US" w:eastAsia="en-US" w:bidi="ar-SA"/>
+      </w:rPr>
+    </w:lvl>
+  </w:abstractNum>
+  <w:abstractNum w:abstractNumId="1">
+    <w:multiLevelType w:val="hybridMultilevel"/>
+    <w:lvl w:ilvl="0">
+      <w:start w:val="1"/>
+      <w:numFmt w:val="decimal"/>
+      <w:lvlText w:val="%1."/>
+      <w:lvlJc w:val="left"/>
+      <w:pPr>
+        <w:ind w:left="501" w:hanging="361"/>
+        <w:jc w:val="left"/>
+      </w:pPr>
+      <w:rPr>
+        <w:rFonts w:hint="default" w:ascii="Courier New" w:hAnsi="Courier New" w:eastAsia="Courier New" w:cs="Courier New"/>
+        <w:b w:val="0"/>
+        <w:bCs w:val="0"/>
+        <w:i w:val="0"/>
+        <w:iCs w:val="0"/>
+        <w:spacing w:val="-1"/>
+        <w:w w:val="100"/>
+        <w:sz w:val="20"/>
+        <w:szCs w:val="20"/>
+        <w:lang w:val="en-US" w:eastAsia="en-US" w:bidi="ar-SA"/>
+      </w:rPr>
+    </w:lvl>
+    <w:lvl w:ilvl="1">
+      <w:start w:val="0"/>
+      <w:numFmt w:val="bullet"/>
+      <w:lvlText w:val="-"/>
+      <w:lvlJc w:val="left"/>
+      <w:pPr>
+        <w:ind w:left="741" w:hanging="241"/>
+      </w:pPr>
+      <w:rPr>
+        <w:rFonts w:hint="default" w:ascii="Courier New" w:hAnsi="Courier New" w:eastAsia="Courier New" w:cs="Courier New"/>
+        <w:b w:val="0"/>
+        <w:bCs w:val="0"/>
+        <w:i w:val="0"/>
+        <w:iCs w:val="0"/>
+        <w:spacing w:val="0"/>
+        <w:w w:val="100"/>
+        <w:sz w:val="20"/>
+        <w:szCs w:val="20"/>
+        <w:lang w:val="en-US" w:eastAsia="en-US" w:bidi="ar-SA"/>
+      </w:rPr>
+    </w:lvl>
+    <w:lvl w:ilvl="2">
+      <w:start w:val="0"/>
+      <w:numFmt w:val="bullet"/>
+      <w:lvlText w:val="•"/>
+      <w:lvlJc w:val="left"/>
+      <w:pPr>
+        <w:ind w:left="740" w:hanging="241"/>
+      </w:pPr>
+      <w:rPr>
+        <w:rFonts w:hint="default"/>
+        <w:lang w:val="en-US" w:eastAsia="en-US" w:bidi="ar-SA"/>
+      </w:rPr>
+    </w:lvl>
+    <w:lvl w:ilvl="3">
+      <w:start w:val="0"/>
+      <w:numFmt w:val="bullet"/>
+      <w:lvlText w:val="•"/>
+      <w:lvlJc w:val="left"/>
+      <w:pPr>
+        <w:ind w:left="1816" w:hanging="241"/>
+      </w:pPr>
+      <w:rPr>
+        <w:rFonts w:hint="default"/>
+        <w:lang w:val="en-US" w:eastAsia="en-US" w:bidi="ar-SA"/>
+      </w:rPr>
+    </w:lvl>
+    <w:lvl w:ilvl="4">
+      <w:start w:val="0"/>
+      <w:numFmt w:val="bullet"/>
+      <w:lvlText w:val="•"/>
+      <w:lvlJc w:val="left"/>
+      <w:pPr>
+        <w:ind w:left="2893" w:hanging="241"/>
+      </w:pPr>
+      <w:rPr>
+        <w:rFonts w:hint="default"/>
+        <w:lang w:val="en-US" w:eastAsia="en-US" w:bidi="ar-SA"/>
+      </w:rPr>
+    </w:lvl>
+    <w:lvl w:ilvl="5">
+      <w:start w:val="0"/>
+      <w:numFmt w:val="bullet"/>
+      <w:lvlText w:val="•"/>
+      <w:lvlJc w:val="left"/>
+      <w:pPr>
+        <w:ind w:left="3970" w:hanging="241"/>
+      </w:pPr>
+      <w:rPr>
+        <w:rFonts w:hint="default"/>
+        <w:lang w:val="en-US" w:eastAsia="en-US" w:bidi="ar-SA"/>
+      </w:rPr>
+    </w:lvl>
+    <w:lvl w:ilvl="6">
+      <w:start w:val="0"/>
+      <w:numFmt w:val="bullet"/>
+      <w:lvlText w:val="•"/>
+      <w:lvlJc w:val="left"/>
+      <w:pPr>
+        <w:ind w:left="5047" w:hanging="241"/>
+      </w:pPr>
+      <w:rPr>
+        <w:rFonts w:hint="default"/>
+        <w:lang w:val="en-US" w:eastAsia="en-US" w:bidi="ar-SA"/>
+      </w:rPr>
+    </w:lvl>
+    <w:lvl w:ilvl="7">
+      <w:start w:val="0"/>
+      <w:numFmt w:val="bullet"/>
+      <w:lvlText w:val="•"/>
+      <w:lvlJc w:val="left"/>
+      <w:pPr>
+        <w:ind w:left="6124" w:hanging="241"/>
+      </w:pPr>
+      <w:rPr>
+        <w:rFonts w:hint="default"/>
+        <w:lang w:val="en-US" w:eastAsia="en-US" w:bidi="ar-SA"/>
+      </w:rPr>
+    </w:lvl>
+    <w:lvl w:ilvl="8">
+      <w:start w:val="0"/>
+      <w:numFmt w:val="bullet"/>
+      <w:lvlText w:val="•"/>
+      <w:lvlJc w:val="left"/>
+      <w:pPr>
+        <w:ind w:left="7200" w:hanging="241"/>
+      </w:pPr>
+      <w:rPr>
+        <w:rFonts w:hint="default"/>
+        <w:lang w:val="en-US" w:eastAsia="en-US" w:bidi="ar-SA"/>
+      </w:rPr>
+    </w:lvl>
+  </w:abstractNum>
+  <w:abstractNum w:abstractNumId="0">
+    <w:multiLevelType w:val="hybridMultilevel"/>
+    <w:lvl w:ilvl="0">
+      <w:start w:val="1"/>
+      <w:numFmt w:val="decimal"/>
+      <w:lvlText w:val="%1."/>
+      <w:lvlJc w:val="left"/>
+      <w:pPr>
+        <w:ind w:left="501" w:hanging="361"/>
+        <w:jc w:val="left"/>
+      </w:pPr>
+      <w:rPr>
+        <w:rFonts w:hint="default" w:ascii="Courier New" w:hAnsi="Courier New" w:eastAsia="Courier New" w:cs="Courier New"/>
+        <w:b w:val="0"/>
+        <w:bCs w:val="0"/>
+        <w:i w:val="0"/>
+        <w:iCs w:val="0"/>
+        <w:spacing w:val="-1"/>
+        <w:w w:val="100"/>
+        <w:sz w:val="20"/>
+        <w:szCs w:val="20"/>
+        <w:lang w:val="en-US" w:eastAsia="en-US" w:bidi="ar-SA"/>
+      </w:rPr>
+    </w:lvl>
+    <w:lvl w:ilvl="1">
+      <w:start w:val="0"/>
+      <w:numFmt w:val="bullet"/>
+      <w:lvlText w:val="-"/>
+      <w:lvlJc w:val="left"/>
+      <w:pPr>
+        <w:ind w:left="141" w:hanging="241"/>
+      </w:pPr>
+      <w:rPr>
+        <w:rFonts w:hint="default" w:ascii="Courier New" w:hAnsi="Courier New" w:eastAsia="Courier New" w:cs="Courier New"/>
+        <w:b w:val="0"/>
+        <w:bCs w:val="0"/>
+        <w:i w:val="0"/>
+        <w:iCs w:val="0"/>
+        <w:spacing w:val="0"/>
+        <w:w w:val="100"/>
+        <w:sz w:val="20"/>
+        <w:szCs w:val="20"/>
+        <w:lang w:val="en-US" w:eastAsia="en-US" w:bidi="ar-SA"/>
+      </w:rPr>
+    </w:lvl>
+    <w:lvl w:ilvl="2">
+      <w:start w:val="0"/>
+      <w:numFmt w:val="bullet"/>
+      <w:lvlText w:val="•"/>
+      <w:lvlJc w:val="left"/>
+      <w:pPr>
+        <w:ind w:left="740" w:hanging="241"/>
+      </w:pPr>
+      <w:rPr>
+        <w:rFonts w:hint="default"/>
+        <w:lang w:val="en-US" w:eastAsia="en-US" w:bidi="ar-SA"/>
+      </w:rPr>
+    </w:lvl>
+    <w:lvl w:ilvl="3">
+      <w:start w:val="0"/>
+      <w:numFmt w:val="bullet"/>
+      <w:lvlText w:val="•"/>
+      <w:lvlJc w:val="left"/>
+      <w:pPr>
+        <w:ind w:left="1816" w:hanging="241"/>
+      </w:pPr>
+      <w:rPr>
+        <w:rFonts w:hint="default"/>
+        <w:lang w:val="en-US" w:eastAsia="en-US" w:bidi="ar-SA"/>
+      </w:rPr>
+    </w:lvl>
+    <w:lvl w:ilvl="4">
+      <w:start w:val="0"/>
+      <w:numFmt w:val="bullet"/>
+      <w:lvlText w:val="•"/>
+      <w:lvlJc w:val="left"/>
+      <w:pPr>
+        <w:ind w:left="2893" w:hanging="241"/>
+      </w:pPr>
+      <w:rPr>
+        <w:rFonts w:hint="default"/>
+        <w:lang w:val="en-US" w:eastAsia="en-US" w:bidi="ar-SA"/>
+      </w:rPr>
+    </w:lvl>
+    <w:lvl w:ilvl="5">
+      <w:start w:val="0"/>
+      <w:numFmt w:val="bullet"/>
+      <w:lvlText w:val="•"/>
+      <w:lvlJc w:val="left"/>
+      <w:pPr>
+        <w:ind w:left="3970" w:hanging="241"/>
+      </w:pPr>
+      <w:rPr>
+        <w:rFonts w:hint="default"/>
+        <w:lang w:val="en-US" w:eastAsia="en-US" w:bidi="ar-SA"/>
+      </w:rPr>
+    </w:lvl>
+    <w:lvl w:ilvl="6">
+      <w:start w:val="0"/>
+      <w:numFmt w:val="bullet"/>
+      <w:lvlText w:val="•"/>
+      <w:lvlJc w:val="left"/>
+      <w:pPr>
+        <w:ind w:left="5047" w:hanging="241"/>
+      </w:pPr>
+      <w:rPr>
+        <w:rFonts w:hint="default"/>
+        <w:lang w:val="en-US" w:eastAsia="en-US" w:bidi="ar-SA"/>
+      </w:rPr>
+    </w:lvl>
+    <w:lvl w:ilvl="7">
+      <w:start w:val="0"/>
+      <w:numFmt w:val="bullet"/>
+      <w:lvlText w:val="•"/>
+      <w:lvlJc w:val="left"/>
+      <w:pPr>
+        <w:ind w:left="6124" w:hanging="241"/>
+      </w:pPr>
+      <w:rPr>
+        <w:rFonts w:hint="default"/>
+        <w:lang w:val="en-US" w:eastAsia="en-US" w:bidi="ar-SA"/>
+      </w:rPr>
+    </w:lvl>
+    <w:lvl w:ilvl="8">
+      <w:start w:val="0"/>
+      <w:numFmt w:val="bullet"/>
+      <w:lvlText w:val="•"/>
+      <w:lvlJc w:val="left"/>
+      <w:pPr>
+        <w:ind w:left="7200" w:hanging="241"/>
+      </w:pPr>
+      <w:rPr>
+        <w:rFonts w:hint="default"/>
+        <w:lang w:val="en-US" w:eastAsia="en-US" w:bidi="ar-SA"/>
+      </w:rPr>
+    </w:lvl>
+  </w:abstractNum>
+  <w:num w:numId="3">
+    <w:abstractNumId w:val="2"/>
+  </w:num>
+  <w:num w:numId="2">
+    <w:abstractNumId w:val="1"/>
+  </w:num>
+  <w:num w:numId="1">
+    <w:abstractNumId w:val="0"/>
+  </w:num>
+</w:numbering>
 </file>
 
 <file path=word/styles.xml><?xml version="1.0" encoding="utf-8"?>
@@ -334,9 +4776,7 @@
     <w:basedOn w:val="Normal"/>
     <w:uiPriority w:val="1"/>
     <w:qFormat/>
-    <w:pPr>
-      <w:ind w:left="141"/>
-    </w:pPr>
+    <w:pPr/>
     <w:rPr>
       <w:rFonts w:ascii="Courier New" w:hAnsi="Courier New" w:eastAsia="Courier New" w:cs="Courier New"/>
       <w:sz w:val="20"/>
@@ -349,8 +4789,11 @@
     <w:basedOn w:val="Normal"/>
     <w:uiPriority w:val="1"/>
     <w:qFormat/>
-    <w:pPr/>
+    <w:pPr>
+      <w:ind w:left="741" w:hanging="240"/>
+    </w:pPr>
     <w:rPr>
+      <w:rFonts w:ascii="Courier New" w:hAnsi="Courier New" w:eastAsia="Courier New" w:cs="Courier New"/>
       <w:lang w:val="en-US" w:eastAsia="en-US" w:bidi="ar-SA"/>
     </w:rPr>
   </w:style>
@@ -359,8 +4802,11 @@
     <w:basedOn w:val="Normal"/>
     <w:uiPriority w:val="1"/>
     <w:qFormat/>
-    <w:pPr/>
+    <w:pPr>
+      <w:spacing w:line="207" w:lineRule="exact"/>
+    </w:pPr>
     <w:rPr>
+      <w:rFonts w:ascii="Courier New" w:hAnsi="Courier New" w:eastAsia="Courier New" w:cs="Courier New"/>
       <w:lang w:val="en-US" w:eastAsia="en-US" w:bidi="ar-SA"/>
     </w:rPr>
   </w:style>
